--- a/results/manuscript/submission/MANUSCRIPT_BMC.docx
+++ b/results/manuscript/submission/MANUSCRIPT_BMC.docx
@@ -96,16 +96,16 @@
         <w:rPr>
           <w:rStyle w:val="VerbatimChar"/>
         </w:rPr>
-        <w:t xml:space="preserve">  evidence lock   dd655cc7656b286f3a2d71ac3680264d31bfa2b4a1865b3864e300795fb824be</w:t>
-      </w:r>
-      <w:r>
-        <w:br/>
-      </w:r>
-      <w:r>
-        <w:rPr>
-          <w:rStyle w:val="VerbatimChar"/>
-        </w:rPr>
-        <w:t xml:space="preserve">  claim lock      a748a55e540a4652e00af27ec93acc601ae0b88b630cee0bdc0f43ea953b25af</w:t>
+        <w:t xml:space="preserve">  evidence lock   60602531449079b8f86debea9ffd69753f8bfad033be4c476751d39da08c78aa</w:t>
+      </w:r>
+      <w:r>
+        <w:br/>
+      </w:r>
+      <w:r>
+        <w:rPr>
+          <w:rStyle w:val="VerbatimChar"/>
+        </w:rPr>
+        <w:t xml:space="preserve">  claim lock      fc6dc2f221acf1c7661e36071b9e377571c8f903d38398b55bedc164db7efa61</w:t>
       </w:r>
     </w:p>
     <w:p>
@@ -3320,16 +3320,16 @@
         <w:rPr>
           <w:rStyle w:val="VerbatimChar"/>
         </w:rPr>
-        <w:t xml:space="preserve">  evidence lock digest   dd655cc7656b286f3a2d71ac3680264d31bfa2b4a1865b3864e300795fb824be</w:t>
-      </w:r>
-      <w:r>
-        <w:br/>
-      </w:r>
-      <w:r>
-        <w:rPr>
-          <w:rStyle w:val="VerbatimChar"/>
-        </w:rPr>
-        <w:t xml:space="preserve">  claim lock digest      a748a55e540a4652e00af27ec93acc601ae0b88b630cee0bdc0f43ea953b25af</w:t>
+        <w:t xml:space="preserve">  evidence lock digest   60602531449079b8f86debea9ffd69753f8bfad033be4c476751d39da08c78aa</w:t>
+      </w:r>
+      <w:r>
+        <w:br/>
+      </w:r>
+      <w:r>
+        <w:rPr>
+          <w:rStyle w:val="VerbatimChar"/>
+        </w:rPr>
+        <w:t xml:space="preserve">  claim lock digest      fc6dc2f221acf1c7661e36071b9e377571c8f903d38398b55bedc164db7efa61</w:t>
       </w:r>
     </w:p>
     <w:bookmarkEnd w:id="36"/>

--- a/results/manuscript/submission/MANUSCRIPT_BMC.docx
+++ b/results/manuscript/submission/MANUSCRIPT_BMC.docx
@@ -1470,13 +1470,13 @@
       </w:r>
     </w:p>
     <w:bookmarkEnd w:id="18"/>
-    <w:bookmarkStart w:id="19" w:name="use-of-ai-assistance"/>
+    <w:bookmarkStart w:id="19" w:name="ai-use-disclosure"/>
     <w:p>
       <w:pPr>
         <w:pStyle w:val="Heading3"/>
       </w:pPr>
       <w:r>
-        <w:t xml:space="preserve">Use of AI assistance</w:t>
+        <w:t xml:space="preserve">AI use disclosure</w:t>
       </w:r>
     </w:p>
     <w:p>

--- a/results/manuscript/submission/MANUSCRIPT_BMC.docx
+++ b/results/manuscript/submission/MANUSCRIPT_BMC.docx
@@ -268,7 +268,19 @@
         <w:t xml:space="preserve"> </w:t>
       </w:r>
       <w:r>
-        <w:t xml:space="preserve">full-refit permutation draws reaching the observed value (p &lt; 0.001).</w:t>
+        <w:t xml:space="preserve">full-refit permutation draws reaching the observed value (p &lt; 0.001). An additive</w:t>
+      </w:r>
+      <w:r>
+        <w:t xml:space="preserve"> </w:t>
+      </w:r>
+      <w:r>
+        <w:t xml:space="preserve">expression term did not improve ordering over condition identity alone (R(W4) 0.692176,</w:t>
+      </w:r>
+      <w:r>
+        <w:t xml:space="preserve"> </w:t>
+      </w:r>
+      <w:r>
+        <w:t xml:space="preserve">R(W1) 0.692654): the gain is the interaction.</w:t>
       </w:r>
     </w:p>
     <w:p>

--- a/results/manuscript/submission/MANUSCRIPT_BMC.docx
+++ b/results/manuscript/submission/MANUSCRIPT_BMC.docx
@@ -2,7 +2,7 @@
 <file path=word/document.xml><?xml version="1.0" encoding="utf-8"?>
 <w:document xmlns:w="http://schemas.openxmlformats.org/wordprocessingml/2006/main" xmlns:m="http://schemas.openxmlformats.org/officeDocument/2006/math" xmlns:r="http://schemas.openxmlformats.org/officeDocument/2006/relationships" xmlns:o="urn:schemas-microsoft-com:office:office" xmlns:v="urn:schemas-microsoft-com:vml" xmlns:w10="urn:schemas-microsoft-com:office:word" xmlns:a="http://schemas.openxmlformats.org/drawingml/2006/main" xmlns:pic="http://schemas.openxmlformats.org/drawingml/2006/picture" xmlns:wp="http://schemas.openxmlformats.org/drawingml/2006/wordprocessingDrawing">
   <w:body>
-    <w:bookmarkStart w:id="49" w:name="X294a7c26e719c84d14ffc338de4db07a55e6318"/>
+    <w:bookmarkStart w:id="48" w:name="X294a7c26e719c84d14ffc338de4db07a55e6318"/>
     <w:p>
       <w:pPr>
         <w:pStyle w:val="Heading1"/>
@@ -67,7 +67,7 @@
         <w:t xml:space="preserve"> </w:t>
       </w:r>
       <w:r>
-        <w:t xml:space="preserve">Independent researcher</w:t>
+        <w:t xml:space="preserve">Independent researcher, Ma’ale Adumim, Israel</w:t>
       </w:r>
     </w:p>
     <w:p>
@@ -96,7 +96,7 @@
         <w:rPr>
           <w:rStyle w:val="VerbatimChar"/>
         </w:rPr>
-        <w:t xml:space="preserve">  evidence lock   60602531449079b8f86debea9ffd69753f8bfad033be4c476751d39da08c78aa</w:t>
+        <w:t xml:space="preserve">  evidence lock   c84a4d7a2e2d254ed92e43ccf1f91d74da0ab57c8328b1be822d73e5c62ec350</w:t>
       </w:r>
       <w:r>
         <w:br/>
@@ -105,7 +105,7 @@
         <w:rPr>
           <w:rStyle w:val="VerbatimChar"/>
         </w:rPr>
-        <w:t xml:space="preserve">  claim lock      fc6dc2f221acf1c7661e36071b9e377571c8f903d38398b55bedc164db7efa61</w:t>
+        <w:t xml:space="preserve">  claim lock      8c820412ba325cd053f0bc9d907d65ef1fd8e1a82aa93e0f947e85957be69796</w:t>
       </w:r>
     </w:p>
     <w:p>
@@ -268,19 +268,19 @@
         <w:t xml:space="preserve"> </w:t>
       </w:r>
       <w:r>
-        <w:t xml:space="preserve">full-refit permutation draws reaching the observed value (p &lt; 0.001). An additive</w:t>
-      </w:r>
-      <w:r>
-        <w:t xml:space="preserve"> </w:t>
-      </w:r>
-      <w:r>
-        <w:t xml:space="preserve">expression term did not improve ordering over condition identity alone (R(W4) 0.692176,</w:t>
-      </w:r>
-      <w:r>
-        <w:t xml:space="preserve"> </w:t>
-      </w:r>
-      <w:r>
-        <w:t xml:space="preserve">R(W1) 0.692654): the gain is the interaction.</w:t>
+        <w:t xml:space="preserve">full-refit permutation draws reaching the observed value (p &lt; 0.001). The additive model did not</w:t>
+      </w:r>
+      <w:r>
+        <w:t xml:space="preserve"> </w:t>
+      </w:r>
+      <w:r>
+        <w:t xml:space="preserve">itself improve that ordering over condition identity alone (0.692176 against 0.692654): the gain</w:t>
+      </w:r>
+      <w:r>
+        <w:t xml:space="preserve"> </w:t>
+      </w:r>
+      <w:r>
+        <w:t xml:space="preserve">is the interaction.</w:t>
       </w:r>
     </w:p>
     <w:p>
@@ -612,7 +612,7 @@
         <w:t xml:space="preserve"> </w:t>
       </w:r>
       <w:r>
-        <w:t xml:space="preserve">states in WM989 predict which cells resist vemurafenib and are stabilised by drug exposure [3];</w:t>
+        <w:t xml:space="preserve">states in WM989 predict which cells resist vemurafenib and are stabilised by drug exposure [2];</w:t>
       </w:r>
       <w:r>
         <w:t xml:space="preserve"> </w:t>
@@ -624,13 +624,13 @@
         <w:t xml:space="preserve"> </w:t>
       </w:r>
       <w:r>
-        <w:t xml:space="preserve">outcomes [4]; Goyal et al. showed that clonal fates after drug are largely predetermined by</w:t>
-      </w:r>
-      <w:r>
-        <w:t xml:space="preserve"> </w:t>
-      </w:r>
-      <w:r>
-        <w:t xml:space="preserve">pre-treatment molecular differences and are diverse rather than binary [5]; and Schaff et al.</w:t>
+        <w:t xml:space="preserve">outcomes [3]; Goyal et al. showed that clonal fates after drug are largely predetermined by</w:t>
+      </w:r>
+      <w:r>
+        <w:t xml:space="preserve"> </w:t>
+      </w:r>
+      <w:r>
+        <w:t xml:space="preserve">pre-treatment molecular differences and are diverse rather than binary [4]; and Schaff et al.</w:t>
       </w:r>
       <w:r>
         <w:t xml:space="preserve"> </w:t>
@@ -814,7 +814,7 @@
         <w:t xml:space="preserve"> </w:t>
       </w:r>
       <w:r>
-        <w:t xml:space="preserve">fail to beat logistic regression once the leakage is corrected [6]. That is the failure mode this</w:t>
+        <w:t xml:space="preserve">fail to beat logistic regression once the leakage is corrected [5]. That is the failure mode this</w:t>
       </w:r>
       <w:r>
         <w:t xml:space="preserve"> </w:t>
@@ -998,7 +998,7 @@
         <w:pStyle w:val="BodyText"/>
       </w:pPr>
       <w:r>
-        <w:t xml:space="preserve">Role A is a separately reconstructed reprogramming system [2]. It contributes one supporting</w:t>
+        <w:t xml:space="preserve">Role A is a separately reconstructed reprogramming system [6]. It contributes one supporting</w:t>
       </w:r>
       <w:r>
         <w:t xml:space="preserve"> </w:t>
@@ -1175,36 +1175,181 @@
     </w:p>
     <w:p>
       <w:pPr>
-        <w:pStyle w:val="SourceCode"/>
-      </w:pPr>
-      <w:r>
-        <w:rPr>
-          <w:rStyle w:val="VerbatimChar"/>
-        </w:rPr>
-        <w:t xml:space="preserve">  W1   B + U                nuisance and condition identity only</w:t>
-      </w:r>
-      <w:r>
-        <w:br/>
-      </w:r>
-      <w:r>
-        <w:rPr>
-          <w:rStyle w:val="VerbatimChar"/>
-        </w:rPr>
-        <w:t xml:space="preserve">  W4   X + B + U            plus an additive expression term</w:t>
-      </w:r>
-      <w:r>
-        <w:br/>
-      </w:r>
-      <w:r>
-        <w:rPr>
-          <w:rStyle w:val="VerbatimChar"/>
-        </w:rPr>
-        <w:t xml:space="preserve">  W5   X + B + U + X*U      plus an explicit state-by-condition interaction</w:t>
-      </w:r>
-    </w:p>
-    <w:p>
-      <w:pPr>
         <w:pStyle w:val="FirstParagraph"/>
+      </w:pPr>
+      <w:r>
+        <w:rPr>
+          <w:b/>
+          <w:bCs/>
+        </w:rPr>
+        <w:t xml:space="preserve">Table 1</w:t>
+      </w:r>
+      <w:r>
+        <w:t xml:space="preserve"> </w:t>
+      </w:r>
+      <w:r>
+        <w:t xml:space="preserve">The three preregistered model specifications.</w:t>
+      </w:r>
+    </w:p>
+    <w:tbl>
+      <w:tblPr>
+        <w:tblStyle w:val="Table"/>
+        <w:tblW w:type="pct" w:w="5000"/>
+        <w:tblLayout w:type="fixed"/>
+        <w:tblLook w:firstRow="1" w:lastRow="0" w:firstColumn="0" w:lastColumn="0" w:noHBand="0" w:noVBand="0" w:val="0020"/>
+      </w:tblPr>
+      <w:tblGrid>
+        <w:gridCol w:w="2640"/>
+        <w:gridCol w:w="2640"/>
+        <w:gridCol w:w="2640"/>
+      </w:tblGrid>
+      <w:tr>
+        <w:trPr>
+          <w:tblHeader w:val="on"/>
+        </w:trPr>
+        <w:tc>
+          <w:tcPr/>
+          <w:p>
+            <w:pPr>
+              <w:pStyle w:val="Compact"/>
+            </w:pPr>
+            <w:r>
+              <w:t xml:space="preserve">Model</w:t>
+            </w:r>
+          </w:p>
+        </w:tc>
+        <w:tc>
+          <w:tcPr/>
+          <w:p>
+            <w:pPr>
+              <w:pStyle w:val="Compact"/>
+            </w:pPr>
+            <w:r>
+              <w:t xml:space="preserve">Terms</w:t>
+            </w:r>
+          </w:p>
+        </w:tc>
+        <w:tc>
+          <w:tcPr/>
+          <w:p>
+            <w:pPr>
+              <w:pStyle w:val="Compact"/>
+            </w:pPr>
+            <w:r>
+              <w:t xml:space="preserve">What it adds</w:t>
+            </w:r>
+          </w:p>
+        </w:tc>
+      </w:tr>
+      <w:tr>
+        <w:tc>
+          <w:tcPr/>
+          <w:p>
+            <w:pPr>
+              <w:pStyle w:val="Compact"/>
+            </w:pPr>
+            <w:r>
+              <w:t xml:space="preserve">W1</w:t>
+            </w:r>
+          </w:p>
+        </w:tc>
+        <w:tc>
+          <w:tcPr/>
+          <w:p>
+            <w:pPr>
+              <w:pStyle w:val="Compact"/>
+            </w:pPr>
+            <w:r>
+              <w:t xml:space="preserve">B + U</w:t>
+            </w:r>
+          </w:p>
+        </w:tc>
+        <w:tc>
+          <w:tcPr/>
+          <w:p>
+            <w:pPr>
+              <w:pStyle w:val="Compact"/>
+            </w:pPr>
+            <w:r>
+              <w:t xml:space="preserve">nuisance and condition identity only</w:t>
+            </w:r>
+          </w:p>
+        </w:tc>
+      </w:tr>
+      <w:tr>
+        <w:tc>
+          <w:tcPr/>
+          <w:p>
+            <w:pPr>
+              <w:pStyle w:val="Compact"/>
+            </w:pPr>
+            <w:r>
+              <w:t xml:space="preserve">W4</w:t>
+            </w:r>
+          </w:p>
+        </w:tc>
+        <w:tc>
+          <w:tcPr/>
+          <w:p>
+            <w:pPr>
+              <w:pStyle w:val="Compact"/>
+            </w:pPr>
+            <w:r>
+              <w:t xml:space="preserve">X + B + U</w:t>
+            </w:r>
+          </w:p>
+        </w:tc>
+        <w:tc>
+          <w:tcPr/>
+          <w:p>
+            <w:pPr>
+              <w:pStyle w:val="Compact"/>
+            </w:pPr>
+            <w:r>
+              <w:t xml:space="preserve">plus an additive expression term</w:t>
+            </w:r>
+          </w:p>
+        </w:tc>
+      </w:tr>
+      <w:tr>
+        <w:tc>
+          <w:tcPr/>
+          <w:p>
+            <w:pPr>
+              <w:pStyle w:val="Compact"/>
+            </w:pPr>
+            <w:r>
+              <w:t xml:space="preserve">W5</w:t>
+            </w:r>
+          </w:p>
+        </w:tc>
+        <w:tc>
+          <w:tcPr/>
+          <w:p>
+            <w:pPr>
+              <w:pStyle w:val="Compact"/>
+            </w:pPr>
+            <w:r>
+              <w:t xml:space="preserve">X + B + U + X*U</w:t>
+            </w:r>
+          </w:p>
+        </w:tc>
+        <w:tc>
+          <w:tcPr/>
+          <w:p>
+            <w:pPr>
+              <w:pStyle w:val="Compact"/>
+            </w:pPr>
+            <w:r>
+              <w:t xml:space="preserve">plus an explicit state-by-condition interaction</w:t>
+            </w:r>
+          </w:p>
+        </w:tc>
+      </w:tr>
+    </w:tbl>
+    <w:p>
+      <w:pPr>
+        <w:pStyle w:val="BodyText"/>
       </w:pPr>
       <w:r>
         <w:rPr>
@@ -1564,47 +1709,6 @@
     </w:p>
     <w:p>
       <w:pPr>
-        <w:pStyle w:val="SourceCode"/>
-      </w:pPr>
-      <w:r>
-        <w:rPr>
-          <w:rStyle w:val="VerbatimChar"/>
-        </w:rPr>
-        <w:t xml:space="preserve">  R(W1)   0.692654      nuisance + condition</w:t>
-      </w:r>
-      <w:r>
-        <w:br/>
-      </w:r>
-      <w:r>
-        <w:rPr>
-          <w:rStyle w:val="VerbatimChar"/>
-        </w:rPr>
-        <w:t xml:space="preserve">  R(W4)   0.692176      + additive X</w:t>
-      </w:r>
-      <w:r>
-        <w:br/>
-      </w:r>
-      <w:r>
-        <w:rPr>
-          <w:rStyle w:val="VerbatimChar"/>
-        </w:rPr>
-        <w:t xml:space="preserve">  R(W5)   0.743781      + explicit X x U</w:t>
-      </w:r>
-      <w:r>
-        <w:br/>
-      </w:r>
-      <w:r>
-        <w:br/>
-      </w:r>
-      <w:r>
-        <w:rPr>
-          <w:rStyle w:val="VerbatimChar"/>
-        </w:rPr>
-        <w:t xml:space="preserve">  delta_RANK   +0.051605     CI95 [+0.037197, +0.065571]</w:t>
-      </w:r>
-    </w:p>
-    <w:p>
-      <w:pPr>
         <w:pStyle w:val="FirstParagraph"/>
       </w:pPr>
       <w:r>
@@ -1612,6 +1716,236 @@
           <w:b/>
           <w:bCs/>
         </w:rPr>
+        <w:t xml:space="preserve">Table 2</w:t>
+      </w:r>
+      <w:r>
+        <w:t xml:space="preserve"> </w:t>
+      </w:r>
+      <w:r>
+        <w:t xml:space="preserve">Ranking score by model, and the preregistered difference;</w:t>
+      </w:r>
+      <w:r>
+        <w:t xml:space="preserve"> </w:t>
+      </w:r>
+      <w:r>
+        <w:rPr>
+          <w:b/>
+          <w:bCs/>
+        </w:rPr>
+        <w:t xml:space="preserve">Table 1</w:t>
+      </w:r>
+      <w:r>
+        <w:t xml:space="preserve"> </w:t>
+      </w:r>
+      <w:r>
+        <w:t xml:space="preserve">defines the</w:t>
+      </w:r>
+      <w:r>
+        <w:t xml:space="preserve"> </w:t>
+      </w:r>
+      <w:r>
+        <w:t xml:space="preserve">models.</w:t>
+      </w:r>
+    </w:p>
+    <w:tbl>
+      <w:tblPr>
+        <w:tblStyle w:val="Table"/>
+        <w:tblW w:type="auto" w:w="0"/>
+        <w:tblLook w:firstRow="1" w:lastRow="0" w:firstColumn="0" w:lastColumn="0" w:noHBand="0" w:noVBand="0" w:val="0020"/>
+      </w:tblPr>
+      <w:tblGrid>
+        <w:gridCol w:w="2640"/>
+        <w:gridCol w:w="2640"/>
+        <w:gridCol w:w="2640"/>
+      </w:tblGrid>
+      <w:tr>
+        <w:trPr>
+          <w:tblHeader w:val="on"/>
+        </w:trPr>
+        <w:tc>
+          <w:tcPr/>
+          <w:p>
+            <w:pPr>
+              <w:pStyle w:val="Compact"/>
+            </w:pPr>
+            <w:r>
+              <w:t xml:space="preserve">Model</w:t>
+            </w:r>
+          </w:p>
+        </w:tc>
+        <w:tc>
+          <w:tcPr/>
+          <w:p>
+            <w:pPr>
+              <w:pStyle w:val="Compact"/>
+            </w:pPr>
+            <w:r>
+              <w:t xml:space="preserve">Ranking score R</w:t>
+            </w:r>
+          </w:p>
+        </w:tc>
+        <w:tc>
+          <w:tcPr/>
+          <w:p>
+            <w:pPr>
+              <w:pStyle w:val="Compact"/>
+            </w:pPr>
+            <w:r>
+              <w:t xml:space="preserve">Terms</w:t>
+            </w:r>
+          </w:p>
+        </w:tc>
+      </w:tr>
+      <w:tr>
+        <w:tc>
+          <w:tcPr/>
+          <w:p>
+            <w:pPr>
+              <w:pStyle w:val="Compact"/>
+            </w:pPr>
+            <w:r>
+              <w:t xml:space="preserve">W1</w:t>
+            </w:r>
+          </w:p>
+        </w:tc>
+        <w:tc>
+          <w:tcPr/>
+          <w:p>
+            <w:pPr>
+              <w:pStyle w:val="Compact"/>
+            </w:pPr>
+            <w:r>
+              <w:t xml:space="preserve">0.692654</w:t>
+            </w:r>
+          </w:p>
+        </w:tc>
+        <w:tc>
+          <w:tcPr/>
+          <w:p>
+            <w:pPr>
+              <w:pStyle w:val="Compact"/>
+            </w:pPr>
+            <w:r>
+              <w:t xml:space="preserve">nuisance + condition</w:t>
+            </w:r>
+          </w:p>
+        </w:tc>
+      </w:tr>
+      <w:tr>
+        <w:tc>
+          <w:tcPr/>
+          <w:p>
+            <w:pPr>
+              <w:pStyle w:val="Compact"/>
+            </w:pPr>
+            <w:r>
+              <w:t xml:space="preserve">W4</w:t>
+            </w:r>
+          </w:p>
+        </w:tc>
+        <w:tc>
+          <w:tcPr/>
+          <w:p>
+            <w:pPr>
+              <w:pStyle w:val="Compact"/>
+            </w:pPr>
+            <w:r>
+              <w:t xml:space="preserve">0.692176</w:t>
+            </w:r>
+          </w:p>
+        </w:tc>
+        <w:tc>
+          <w:tcPr/>
+          <w:p>
+            <w:pPr>
+              <w:pStyle w:val="Compact"/>
+            </w:pPr>
+            <w:r>
+              <w:t xml:space="preserve">+ additive X</w:t>
+            </w:r>
+          </w:p>
+        </w:tc>
+      </w:tr>
+      <w:tr>
+        <w:tc>
+          <w:tcPr/>
+          <w:p>
+            <w:pPr>
+              <w:pStyle w:val="Compact"/>
+            </w:pPr>
+            <w:r>
+              <w:t xml:space="preserve">W5</w:t>
+            </w:r>
+          </w:p>
+        </w:tc>
+        <w:tc>
+          <w:tcPr/>
+          <w:p>
+            <w:pPr>
+              <w:pStyle w:val="Compact"/>
+            </w:pPr>
+            <w:r>
+              <w:t xml:space="preserve">0.743781</w:t>
+            </w:r>
+          </w:p>
+        </w:tc>
+        <w:tc>
+          <w:tcPr/>
+          <w:p>
+            <w:pPr>
+              <w:pStyle w:val="Compact"/>
+            </w:pPr>
+            <w:r>
+              <w:t xml:space="preserve">+ explicit X x U</w:t>
+            </w:r>
+          </w:p>
+        </w:tc>
+      </w:tr>
+      <w:tr>
+        <w:tc>
+          <w:tcPr/>
+          <w:p>
+            <w:pPr>
+              <w:pStyle w:val="Compact"/>
+            </w:pPr>
+            <w:r>
+              <w:t xml:space="preserve">delta_RANK</w:t>
+            </w:r>
+          </w:p>
+        </w:tc>
+        <w:tc>
+          <w:tcPr/>
+          <w:p>
+            <w:pPr>
+              <w:pStyle w:val="Compact"/>
+            </w:pPr>
+            <w:r>
+              <w:t xml:space="preserve">+0.051605</w:t>
+            </w:r>
+          </w:p>
+        </w:tc>
+        <w:tc>
+          <w:tcPr/>
+          <w:p>
+            <w:pPr>
+              <w:pStyle w:val="Compact"/>
+            </w:pPr>
+            <w:r>
+              <w:t xml:space="preserve">W5 minus W4; CI95 [+0.037197, +0.065571]</w:t>
+            </w:r>
+          </w:p>
+        </w:tc>
+      </w:tr>
+    </w:tbl>
+    <w:p>
+      <w:pPr>
+        <w:pStyle w:val="BodyText"/>
+      </w:pPr>
+      <w:r>
+        <w:rPr>
+          <w:b/>
+          <w:bCs/>
+        </w:rPr>
         <w:t xml:space="preserve">Figure 2</w:t>
       </w:r>
       <w:r>
@@ -1777,54 +2111,184 @@
     </w:p>
     <w:p>
       <w:pPr>
-        <w:pStyle w:val="SourceCode"/>
-      </w:pPr>
-      <w:r>
-        <w:rPr>
-          <w:rStyle w:val="VerbatimChar"/>
-        </w:rPr>
-        <w:t xml:space="preserve">  null p95                    0.008672</w:t>
-      </w:r>
-      <w:r>
-        <w:br/>
-      </w:r>
-      <w:r>
-        <w:rPr>
-          <w:rStyle w:val="VerbatimChar"/>
-        </w:rPr>
-        <w:t xml:space="preserve">  observed / null p95         6.0x</w:t>
-      </w:r>
-      <w:r>
-        <w:br/>
-      </w:r>
-      <w:r>
-        <w:rPr>
-          <w:rStyle w:val="VerbatimChar"/>
-        </w:rPr>
-        <w:t xml:space="preserve">  observed vs null mean       11.8 null standard deviations above it</w:t>
-      </w:r>
-      <w:r>
-        <w:br/>
-      </w:r>
-      <w:r>
-        <w:rPr>
-          <w:rStyle w:val="VerbatimChar"/>
-        </w:rPr>
-        <w:t xml:space="preserve">  largest of 1,000 draws      0.013722      -- the observed value exceeds EVERY null draw</w:t>
-      </w:r>
-      <w:r>
-        <w:br/>
-      </w:r>
-      <w:r>
-        <w:rPr>
-          <w:rStyle w:val="VerbatimChar"/>
-        </w:rPr>
-        <w:t xml:space="preserve">  draws reaching observed     0 of 1000 full-refit permutations</w:t>
-      </w:r>
-    </w:p>
-    <w:p>
-      <w:pPr>
         <w:pStyle w:val="FirstParagraph"/>
+      </w:pPr>
+      <w:r>
+        <w:rPr>
+          <w:b/>
+          <w:bCs/>
+        </w:rPr>
+        <w:t xml:space="preserve">Table 3</w:t>
+      </w:r>
+      <w:r>
+        <w:t xml:space="preserve"> </w:t>
+      </w:r>
+      <w:r>
+        <w:t xml:space="preserve">The observed statistic against its permutation null.</w:t>
+      </w:r>
+    </w:p>
+    <w:tbl>
+      <w:tblPr>
+        <w:tblStyle w:val="Table"/>
+        <w:tblW w:type="pct" w:w="5000"/>
+        <w:tblLayout w:type="fixed"/>
+        <w:tblLook w:firstRow="1" w:lastRow="0" w:firstColumn="0" w:lastColumn="0" w:noHBand="0" w:noVBand="0" w:val="0020"/>
+      </w:tblPr>
+      <w:tblGrid>
+        <w:gridCol w:w="3960"/>
+        <w:gridCol w:w="3960"/>
+      </w:tblGrid>
+      <w:tr>
+        <w:trPr>
+          <w:tblHeader w:val="on"/>
+        </w:trPr>
+        <w:tc>
+          <w:tcPr/>
+          <w:p>
+            <w:pPr>
+              <w:pStyle w:val="Compact"/>
+            </w:pPr>
+            <w:r>
+              <w:t xml:space="preserve">Quantity</w:t>
+            </w:r>
+          </w:p>
+        </w:tc>
+        <w:tc>
+          <w:tcPr/>
+          <w:p>
+            <w:pPr>
+              <w:pStyle w:val="Compact"/>
+            </w:pPr>
+            <w:r>
+              <w:t xml:space="preserve">Value</w:t>
+            </w:r>
+          </w:p>
+        </w:tc>
+      </w:tr>
+      <w:tr>
+        <w:tc>
+          <w:tcPr/>
+          <w:p>
+            <w:pPr>
+              <w:pStyle w:val="Compact"/>
+            </w:pPr>
+            <w:r>
+              <w:t xml:space="preserve">null p95</w:t>
+            </w:r>
+          </w:p>
+        </w:tc>
+        <w:tc>
+          <w:tcPr/>
+          <w:p>
+            <w:pPr>
+              <w:pStyle w:val="Compact"/>
+            </w:pPr>
+            <w:r>
+              <w:t xml:space="preserve">0.008672</w:t>
+            </w:r>
+          </w:p>
+        </w:tc>
+      </w:tr>
+      <w:tr>
+        <w:tc>
+          <w:tcPr/>
+          <w:p>
+            <w:pPr>
+              <w:pStyle w:val="Compact"/>
+            </w:pPr>
+            <w:r>
+              <w:t xml:space="preserve">observed / null p95</w:t>
+            </w:r>
+          </w:p>
+        </w:tc>
+        <w:tc>
+          <w:tcPr/>
+          <w:p>
+            <w:pPr>
+              <w:pStyle w:val="Compact"/>
+            </w:pPr>
+            <w:r>
+              <w:t xml:space="preserve">6.0x</w:t>
+            </w:r>
+          </w:p>
+        </w:tc>
+      </w:tr>
+      <w:tr>
+        <w:tc>
+          <w:tcPr/>
+          <w:p>
+            <w:pPr>
+              <w:pStyle w:val="Compact"/>
+            </w:pPr>
+            <w:r>
+              <w:t xml:space="preserve">observed vs null mean</w:t>
+            </w:r>
+          </w:p>
+        </w:tc>
+        <w:tc>
+          <w:tcPr/>
+          <w:p>
+            <w:pPr>
+              <w:pStyle w:val="Compact"/>
+            </w:pPr>
+            <w:r>
+              <w:t xml:space="preserve">11.8 null standard deviations above it</w:t>
+            </w:r>
+          </w:p>
+        </w:tc>
+      </w:tr>
+      <w:tr>
+        <w:tc>
+          <w:tcPr/>
+          <w:p>
+            <w:pPr>
+              <w:pStyle w:val="Compact"/>
+            </w:pPr>
+            <w:r>
+              <w:t xml:space="preserve">largest of 1,000 draws</w:t>
+            </w:r>
+          </w:p>
+        </w:tc>
+        <w:tc>
+          <w:tcPr/>
+          <w:p>
+            <w:pPr>
+              <w:pStyle w:val="Compact"/>
+            </w:pPr>
+            <w:r>
+              <w:t xml:space="preserve">0.013722 – the observed value exceeds EVERY null draw</w:t>
+            </w:r>
+          </w:p>
+        </w:tc>
+      </w:tr>
+      <w:tr>
+        <w:tc>
+          <w:tcPr/>
+          <w:p>
+            <w:pPr>
+              <w:pStyle w:val="Compact"/>
+            </w:pPr>
+            <w:r>
+              <w:t xml:space="preserve">draws reaching observed</w:t>
+            </w:r>
+          </w:p>
+        </w:tc>
+        <w:tc>
+          <w:tcPr/>
+          <w:p>
+            <w:pPr>
+              <w:pStyle w:val="Compact"/>
+            </w:pPr>
+            <w:r>
+              <w:t xml:space="preserve">0 of 1000 full-refit permutations</w:t>
+            </w:r>
+          </w:p>
+        </w:tc>
+      </w:tr>
+    </w:tbl>
+    <w:p>
+      <w:pPr>
+        <w:pStyle w:val="BodyText"/>
       </w:pPr>
       <w:r>
         <w:rPr>
@@ -1857,72 +2321,326 @@
     </w:p>
     <w:p>
       <w:pPr>
-        <w:pStyle w:val="SourceCode"/>
-      </w:pPr>
-      <w:r>
-        <w:rPr>
-          <w:rStyle w:val="VerbatimChar"/>
-        </w:rPr>
-        <w:t xml:space="preserve">  BY OUTER FOLD                     BY PRETREATMENT DEPTH</w:t>
-      </w:r>
-      <w:r>
-        <w:br/>
-      </w:r>
-      <w:r>
-        <w:rPr>
-          <w:rStyle w:val="VerbatimChar"/>
-        </w:rPr>
-        <w:t xml:space="preserve">    fold 0   +0.0435                  1 cell     +0.0535</w:t>
-      </w:r>
-      <w:r>
-        <w:br/>
-      </w:r>
-      <w:r>
-        <w:rPr>
-          <w:rStyle w:val="VerbatimChar"/>
-        </w:rPr>
-        <w:t xml:space="preserve">    fold 1   +0.0548                  2 cells    +0.0528</w:t>
-      </w:r>
-      <w:r>
-        <w:br/>
-      </w:r>
-      <w:r>
-        <w:rPr>
-          <w:rStyle w:val="VerbatimChar"/>
-        </w:rPr>
-        <w:t xml:space="preserve">    fold 2   +0.0658                  3-4        +0.0314</w:t>
-      </w:r>
-      <w:r>
-        <w:br/>
-      </w:r>
-      <w:r>
-        <w:rPr>
-          <w:rStyle w:val="VerbatimChar"/>
-        </w:rPr>
-        <w:t xml:space="preserve">    fold 3   +0.0506                  5-9        +0.0462</w:t>
-      </w:r>
-      <w:r>
-        <w:br/>
-      </w:r>
-      <w:r>
-        <w:rPr>
-          <w:rStyle w:val="VerbatimChar"/>
-        </w:rPr>
-        <w:t xml:space="preserve">    fold 4   +0.0435                  10+        +0.0779</w:t>
-      </w:r>
-    </w:p>
-    <w:p>
-      <w:pPr>
         <w:pStyle w:val="FirstParagraph"/>
       </w:pPr>
-      <w:r>
-        <w:t xml:space="preserve">Positive in all five folds and all five depth strata (</w:t>
-      </w:r>
       <w:r>
         <w:rPr>
           <w:b/>
           <w:bCs/>
         </w:rPr>
+        <w:t xml:space="preserve">Table 4</w:t>
+      </w:r>
+      <w:r>
+        <w:t xml:space="preserve"> </w:t>
+      </w:r>
+      <w:r>
+        <w:t xml:space="preserve">delta_RANK within each stratum, by outer fold and by pretreatment depth.</w:t>
+      </w:r>
+    </w:p>
+    <w:tbl>
+      <w:tblPr>
+        <w:tblStyle w:val="Table"/>
+        <w:tblW w:type="auto" w:w="0"/>
+        <w:tblLook w:firstRow="1" w:lastRow="0" w:firstColumn="0" w:lastColumn="0" w:noHBand="0" w:noVBand="0" w:val="0020"/>
+      </w:tblPr>
+      <w:tblGrid>
+        <w:gridCol w:w="1980"/>
+        <w:gridCol w:w="1980"/>
+        <w:gridCol w:w="1980"/>
+        <w:gridCol w:w="1980"/>
+      </w:tblGrid>
+      <w:tr>
+        <w:trPr>
+          <w:tblHeader w:val="on"/>
+        </w:trPr>
+        <w:tc>
+          <w:tcPr/>
+          <w:p>
+            <w:pPr>
+              <w:pStyle w:val="Compact"/>
+            </w:pPr>
+            <w:r>
+              <w:t xml:space="preserve">Outer fold</w:t>
+            </w:r>
+          </w:p>
+        </w:tc>
+        <w:tc>
+          <w:tcPr/>
+          <w:p>
+            <w:pPr>
+              <w:pStyle w:val="Compact"/>
+            </w:pPr>
+            <w:r>
+              <w:t xml:space="preserve">delta_RANK</w:t>
+            </w:r>
+          </w:p>
+        </w:tc>
+        <w:tc>
+          <w:tcPr/>
+          <w:p>
+            <w:pPr>
+              <w:pStyle w:val="Compact"/>
+            </w:pPr>
+            <w:r>
+              <w:t xml:space="preserve">Pretreatment depth</w:t>
+            </w:r>
+          </w:p>
+        </w:tc>
+        <w:tc>
+          <w:tcPr/>
+          <w:p>
+            <w:pPr>
+              <w:pStyle w:val="Compact"/>
+            </w:pPr>
+            <w:r>
+              <w:t xml:space="preserve">delta_RANK</w:t>
+            </w:r>
+          </w:p>
+        </w:tc>
+      </w:tr>
+      <w:tr>
+        <w:tc>
+          <w:tcPr/>
+          <w:p>
+            <w:pPr>
+              <w:pStyle w:val="Compact"/>
+            </w:pPr>
+            <w:r>
+              <w:t xml:space="preserve">fold 0</w:t>
+            </w:r>
+          </w:p>
+        </w:tc>
+        <w:tc>
+          <w:tcPr/>
+          <w:p>
+            <w:pPr>
+              <w:pStyle w:val="Compact"/>
+            </w:pPr>
+            <w:r>
+              <w:t xml:space="preserve">+0.0435</w:t>
+            </w:r>
+          </w:p>
+        </w:tc>
+        <w:tc>
+          <w:tcPr/>
+          <w:p>
+            <w:pPr>
+              <w:pStyle w:val="Compact"/>
+            </w:pPr>
+            <w:r>
+              <w:t xml:space="preserve">1 cell</w:t>
+            </w:r>
+          </w:p>
+        </w:tc>
+        <w:tc>
+          <w:tcPr/>
+          <w:p>
+            <w:pPr>
+              <w:pStyle w:val="Compact"/>
+            </w:pPr>
+            <w:r>
+              <w:t xml:space="preserve">+0.0535</w:t>
+            </w:r>
+          </w:p>
+        </w:tc>
+      </w:tr>
+      <w:tr>
+        <w:tc>
+          <w:tcPr/>
+          <w:p>
+            <w:pPr>
+              <w:pStyle w:val="Compact"/>
+            </w:pPr>
+            <w:r>
+              <w:t xml:space="preserve">fold 1</w:t>
+            </w:r>
+          </w:p>
+        </w:tc>
+        <w:tc>
+          <w:tcPr/>
+          <w:p>
+            <w:pPr>
+              <w:pStyle w:val="Compact"/>
+            </w:pPr>
+            <w:r>
+              <w:t xml:space="preserve">+0.0548</w:t>
+            </w:r>
+          </w:p>
+        </w:tc>
+        <w:tc>
+          <w:tcPr/>
+          <w:p>
+            <w:pPr>
+              <w:pStyle w:val="Compact"/>
+            </w:pPr>
+            <w:r>
+              <w:t xml:space="preserve">2 cells</w:t>
+            </w:r>
+          </w:p>
+        </w:tc>
+        <w:tc>
+          <w:tcPr/>
+          <w:p>
+            <w:pPr>
+              <w:pStyle w:val="Compact"/>
+            </w:pPr>
+            <w:r>
+              <w:t xml:space="preserve">+0.0528</w:t>
+            </w:r>
+          </w:p>
+        </w:tc>
+      </w:tr>
+      <w:tr>
+        <w:tc>
+          <w:tcPr/>
+          <w:p>
+            <w:pPr>
+              <w:pStyle w:val="Compact"/>
+            </w:pPr>
+            <w:r>
+              <w:t xml:space="preserve">fold 2</w:t>
+            </w:r>
+          </w:p>
+        </w:tc>
+        <w:tc>
+          <w:tcPr/>
+          <w:p>
+            <w:pPr>
+              <w:pStyle w:val="Compact"/>
+            </w:pPr>
+            <w:r>
+              <w:t xml:space="preserve">+0.0658</w:t>
+            </w:r>
+          </w:p>
+        </w:tc>
+        <w:tc>
+          <w:tcPr/>
+          <w:p>
+            <w:pPr>
+              <w:pStyle w:val="Compact"/>
+            </w:pPr>
+            <w:r>
+              <w:t xml:space="preserve">3-4</w:t>
+            </w:r>
+          </w:p>
+        </w:tc>
+        <w:tc>
+          <w:tcPr/>
+          <w:p>
+            <w:pPr>
+              <w:pStyle w:val="Compact"/>
+            </w:pPr>
+            <w:r>
+              <w:t xml:space="preserve">+0.0314</w:t>
+            </w:r>
+          </w:p>
+        </w:tc>
+      </w:tr>
+      <w:tr>
+        <w:tc>
+          <w:tcPr/>
+          <w:p>
+            <w:pPr>
+              <w:pStyle w:val="Compact"/>
+            </w:pPr>
+            <w:r>
+              <w:t xml:space="preserve">fold 3</w:t>
+            </w:r>
+          </w:p>
+        </w:tc>
+        <w:tc>
+          <w:tcPr/>
+          <w:p>
+            <w:pPr>
+              <w:pStyle w:val="Compact"/>
+            </w:pPr>
+            <w:r>
+              <w:t xml:space="preserve">+0.0506</w:t>
+            </w:r>
+          </w:p>
+        </w:tc>
+        <w:tc>
+          <w:tcPr/>
+          <w:p>
+            <w:pPr>
+              <w:pStyle w:val="Compact"/>
+            </w:pPr>
+            <w:r>
+              <w:t xml:space="preserve">5-9</w:t>
+            </w:r>
+          </w:p>
+        </w:tc>
+        <w:tc>
+          <w:tcPr/>
+          <w:p>
+            <w:pPr>
+              <w:pStyle w:val="Compact"/>
+            </w:pPr>
+            <w:r>
+              <w:t xml:space="preserve">+0.0462</w:t>
+            </w:r>
+          </w:p>
+        </w:tc>
+      </w:tr>
+      <w:tr>
+        <w:tc>
+          <w:tcPr/>
+          <w:p>
+            <w:pPr>
+              <w:pStyle w:val="Compact"/>
+            </w:pPr>
+            <w:r>
+              <w:t xml:space="preserve">fold 4</w:t>
+            </w:r>
+          </w:p>
+        </w:tc>
+        <w:tc>
+          <w:tcPr/>
+          <w:p>
+            <w:pPr>
+              <w:pStyle w:val="Compact"/>
+            </w:pPr>
+            <w:r>
+              <w:t xml:space="preserve">+0.0435</w:t>
+            </w:r>
+          </w:p>
+        </w:tc>
+        <w:tc>
+          <w:tcPr/>
+          <w:p>
+            <w:pPr>
+              <w:pStyle w:val="Compact"/>
+            </w:pPr>
+            <w:r>
+              <w:t xml:space="preserve">10+</w:t>
+            </w:r>
+          </w:p>
+        </w:tc>
+        <w:tc>
+          <w:tcPr/>
+          <w:p>
+            <w:pPr>
+              <w:pStyle w:val="Compact"/>
+            </w:pPr>
+            <w:r>
+              <w:t xml:space="preserve">+0.0779</w:t>
+            </w:r>
+          </w:p>
+        </w:tc>
+      </w:tr>
+    </w:tbl>
+    <w:p>
+      <w:pPr>
+        <w:pStyle w:val="BodyText"/>
+      </w:pPr>
+      <w:r>
+        <w:t xml:space="preserve">Positive in all five folds and all five depth strata (</w:t>
+      </w:r>
+      <w:r>
+        <w:rPr>
+          <w:b/>
+          <w:bCs/>
+        </w:rPr>
         <w:t xml:space="preserve">Figure 3A, 3B</w:t>
       </w:r>
       <w:r>
@@ -1959,18 +2677,110 @@
     </w:p>
     <w:p>
       <w:pPr>
-        <w:pStyle w:val="SourceCode"/>
-      </w:pPr>
-      <w:r>
-        <w:rPr>
-          <w:rStyle w:val="VerbatimChar"/>
-        </w:rPr>
-        <w:t xml:space="preserve">  delta_TOP1   +0.115471    CI95 [+0.082960, +0.145740]</w:t>
-      </w:r>
-    </w:p>
-    <w:p>
-      <w:pPr>
         <w:pStyle w:val="FirstParagraph"/>
+      </w:pPr>
+      <w:r>
+        <w:rPr>
+          <w:b/>
+          <w:bCs/>
+        </w:rPr>
+        <w:t xml:space="preserve">Table 5</w:t>
+      </w:r>
+      <w:r>
+        <w:t xml:space="preserve"> </w:t>
+      </w:r>
+      <w:r>
+        <w:t xml:space="preserve">The top-choice diagnostic, preregistered as a directional-consistency check.</w:t>
+      </w:r>
+    </w:p>
+    <w:tbl>
+      <w:tblPr>
+        <w:tblStyle w:val="Table"/>
+        <w:tblW w:type="auto" w:w="0"/>
+        <w:tblLook w:firstRow="1" w:lastRow="0" w:firstColumn="0" w:lastColumn="0" w:noHBand="0" w:noVBand="0" w:val="0020"/>
+      </w:tblPr>
+      <w:tblGrid>
+        <w:gridCol w:w="2640"/>
+        <w:gridCol w:w="2640"/>
+        <w:gridCol w:w="2640"/>
+      </w:tblGrid>
+      <w:tr>
+        <w:trPr>
+          <w:tblHeader w:val="on"/>
+        </w:trPr>
+        <w:tc>
+          <w:tcPr/>
+          <w:p>
+            <w:pPr>
+              <w:pStyle w:val="Compact"/>
+            </w:pPr>
+            <w:r>
+              <w:t xml:space="preserve">Diagnostic</w:t>
+            </w:r>
+          </w:p>
+        </w:tc>
+        <w:tc>
+          <w:tcPr/>
+          <w:p>
+            <w:pPr>
+              <w:pStyle w:val="Compact"/>
+            </w:pPr>
+            <w:r>
+              <w:t xml:space="preserve">Value</w:t>
+            </w:r>
+          </w:p>
+        </w:tc>
+        <w:tc>
+          <w:tcPr/>
+          <w:p>
+            <w:pPr>
+              <w:pStyle w:val="Compact"/>
+            </w:pPr>
+            <w:r>
+              <w:t xml:space="preserve">95% CI</w:t>
+            </w:r>
+          </w:p>
+        </w:tc>
+      </w:tr>
+      <w:tr>
+        <w:tc>
+          <w:tcPr/>
+          <w:p>
+            <w:pPr>
+              <w:pStyle w:val="Compact"/>
+            </w:pPr>
+            <w:r>
+              <w:t xml:space="preserve">delta_TOP1</w:t>
+            </w:r>
+          </w:p>
+        </w:tc>
+        <w:tc>
+          <w:tcPr/>
+          <w:p>
+            <w:pPr>
+              <w:pStyle w:val="Compact"/>
+            </w:pPr>
+            <w:r>
+              <w:t xml:space="preserve">+0.115471</w:t>
+            </w:r>
+          </w:p>
+        </w:tc>
+        <w:tc>
+          <w:tcPr/>
+          <w:p>
+            <w:pPr>
+              <w:pStyle w:val="Compact"/>
+            </w:pPr>
+            <w:r>
+              <w:t xml:space="preserve">[+0.082960, +0.145740]</w:t>
+            </w:r>
+          </w:p>
+        </w:tc>
+      </w:tr>
+    </w:tbl>
+    <w:p>
+      <w:pPr>
+        <w:pStyle w:val="BodyText"/>
       </w:pPr>
       <w:r>
         <w:t xml:space="preserve">Selecting each clone’s lowest predicted detection score finds a genuine zero for 82.8% of evaluable</w:t>
@@ -3142,7 +3952,7 @@
       </w:r>
     </w:p>
     <w:bookmarkEnd w:id="32"/>
-    <w:bookmarkStart w:id="46" w:name="declarations"/>
+    <w:bookmarkStart w:id="45" w:name="declarations"/>
     <w:p>
       <w:pPr>
         <w:pStyle w:val="Heading2"/>
@@ -3193,7 +4003,7 @@
       </w:r>
     </w:p>
     <w:bookmarkEnd w:id="34"/>
-    <w:bookmarkStart w:id="40" w:name="availability-of-data-and-materials"/>
+    <w:bookmarkStart w:id="39" w:name="availability-of-data-and-materials"/>
     <w:p>
       <w:pPr>
         <w:pStyle w:val="Heading3"/>
@@ -3207,13 +4017,13 @@
         <w:pStyle w:val="FirstParagraph"/>
       </w:pPr>
       <w:r>
-        <w:t xml:space="preserve">The dataset analysed here is publicly available from the Gene Expression Omnibus under accession</w:t>
-      </w:r>
-      <w:r>
-        <w:t xml:space="preserve"> </w:t>
-      </w:r>
-      <w:r>
-        <w:t xml:space="preserve">GSE279162, generated and deposited by Schaff et al. [1]. Supporting Role-A evidence uses GSE227151.</w:t>
+        <w:t xml:space="preserve">The datasets analysed during the current study are all public, but they are not all in one</w:t>
+      </w:r>
+      <w:r>
+        <w:t xml:space="preserve"> </w:t>
+      </w:r>
+      <w:r>
+        <w:t xml:space="preserve">archive.</w:t>
       </w:r>
       <w:r>
         <w:t xml:space="preserve"> </w:t>
@@ -3231,173 +4041,87 @@
         <w:pStyle w:val="BodyText"/>
       </w:pPr>
       <w:r>
-        <w:t xml:space="preserve">All analysis code, frozen protocols, stage records, out-of-fold predictions, the serialized</w:t>
-      </w:r>
-      <w:r>
-        <w:t xml:space="preserve"> </w:t>
-      </w:r>
-      <w:r>
-        <w:t xml:space="preserve">predictor and the verification tooling are archived at Zenodo, DOI</w:t>
-      </w:r>
-      <w:r>
-        <w:t xml:space="preserve"> </w:t>
-      </w:r>
-      <w:hyperlink r:id="rId35">
-        <w:r>
-          <w:rPr>
-            <w:rStyle w:val="Hyperlink"/>
-          </w:rPr>
-          <w:t xml:space="preserve">10.5281/zenodo.22769563</w:t>
-        </w:r>
-      </w:hyperlink>
-      <w:r>
-        <w:t xml:space="preserve">, and developed openly at</w:t>
-      </w:r>
-      <w:r>
-        <w:t xml:space="preserve"> </w:t>
-      </w:r>
-      <w:r>
-        <w:t xml:space="preserve">https://github.com/hagai-tyty/Cellular-Outcomes-of-Perturbations.</w:t>
-      </w:r>
-    </w:p>
-    <w:bookmarkStart w:id="36" w:name="verify-before-reading-anything-else"/>
-    <w:p>
-      <w:pPr>
-        <w:pStyle w:val="Heading4"/>
-      </w:pPr>
-      <w:r>
-        <w:t xml:space="preserve">Verify before reading anything else</w:t>
-      </w:r>
-    </w:p>
-    <w:p>
-      <w:pPr>
-        <w:pStyle w:val="SourceCode"/>
-      </w:pPr>
-      <w:r>
-        <w:rPr>
-          <w:rStyle w:val="VerbatimChar"/>
-        </w:rPr>
-        <w:t xml:space="preserve">  python experiments/run_gen1_evidence_lock.py --verify</w:t>
-      </w:r>
-      <w:r>
-        <w:br/>
-      </w:r>
-      <w:r>
-        <w:rPr>
-          <w:rStyle w:val="VerbatimChar"/>
-        </w:rPr>
-        <w:t xml:space="preserve">  python experiments/run_gen1_claim_lock.py --verify</w:t>
-      </w:r>
-      <w:r>
-        <w:br/>
-      </w:r>
-      <w:r>
-        <w:rPr>
-          <w:rStyle w:val="VerbatimChar"/>
-        </w:rPr>
-        <w:t xml:space="preserve">  python experiments/run_gen1_manuscript.py --verify</w:t>
-      </w:r>
-    </w:p>
-    <w:p>
-      <w:pPr>
-        <w:pStyle w:val="FirstParagraph"/>
-      </w:pPr>
-      <w:r>
-        <w:t xml:space="preserve">The first re-hashes every locked artifact and refuses if one has moved. The second does the same</w:t>
-      </w:r>
-      <w:r>
-        <w:t xml:space="preserve"> </w:t>
-      </w:r>
-      <w:r>
-        <w:t xml:space="preserve">for the claim set. Both were shown to refuse a one-bit change before either was issued. The</w:t>
-      </w:r>
-      <w:r>
-        <w:t xml:space="preserve"> </w:t>
-      </w:r>
-      <w:r>
-        <w:t xml:space="preserve">third does the same for this manuscript and the package around it. All three also refuse if the</w:t>
-      </w:r>
-      <w:r>
-        <w:t xml:space="preserve"> </w:t>
-      </w:r>
-      <w:r>
-        <w:t xml:space="preserve">stage that produced the files did not pass.</w:t>
-      </w:r>
-    </w:p>
-    <w:p>
-      <w:pPr>
-        <w:pStyle w:val="SourceCode"/>
-      </w:pPr>
-      <w:r>
-        <w:rPr>
-          <w:rStyle w:val="VerbatimChar"/>
-        </w:rPr>
-        <w:t xml:space="preserve">  evidence lock digest   60602531449079b8f86debea9ffd69753f8bfad033be4c476751d39da08c78aa</w:t>
-      </w:r>
-      <w:r>
-        <w:br/>
-      </w:r>
-      <w:r>
-        <w:rPr>
-          <w:rStyle w:val="VerbatimChar"/>
-        </w:rPr>
-        <w:t xml:space="preserve">  claim lock digest      fc6dc2f221acf1c7661e36071b9e377571c8f903d38398b55bedc164db7efa61</w:t>
-      </w:r>
-    </w:p>
-    <w:bookmarkEnd w:id="36"/>
-    <w:bookmarkStart w:id="37" w:name="licensing"/>
-    <w:p>
-      <w:pPr>
-        <w:pStyle w:val="Heading4"/>
-      </w:pPr>
-      <w:r>
-        <w:t xml:space="preserve">Licensing</w:t>
-      </w:r>
-    </w:p>
-    <w:p>
-      <w:pPr>
-        <w:pStyle w:val="SourceCode"/>
-      </w:pPr>
-      <w:r>
-        <w:rPr>
-          <w:rStyle w:val="VerbatimChar"/>
-        </w:rPr>
-        <w:t xml:space="preserve">  software and frozen model   PolyForm Noncommercial License 1.0.0</w:t>
-      </w:r>
-      <w:r>
-        <w:br/>
-      </w:r>
-      <w:r>
-        <w:rPr>
-          <w:rStyle w:val="VerbatimChar"/>
-        </w:rPr>
-        <w:t xml:space="preserve">                              SPDX: PolyForm-Noncommercial-1.0.0</w:t>
-      </w:r>
-      <w:r>
-        <w:br/>
-      </w:r>
-      <w:r>
-        <w:rPr>
-          <w:rStyle w:val="VerbatimChar"/>
-        </w:rPr>
-        <w:t xml:space="preserve">  manuscript text and figures CC BY 4.0</w:t>
-      </w:r>
-      <w:r>
-        <w:br/>
-      </w:r>
-      <w:r>
-        <w:rPr>
-          <w:rStyle w:val="VerbatimChar"/>
-        </w:rPr>
-        <w:t xml:space="preserve">  GSE279162, GSE227151        original depositors' terms; NOT relicensed here</w:t>
-      </w:r>
-    </w:p>
-    <w:p>
-      <w:pPr>
-        <w:pStyle w:val="FirstParagraph"/>
-      </w:pPr>
-      <w:r>
-        <w:t xml:space="preserve">Academic, educational, nonprofit and personal research use requires</w:t>
+        <w:t xml:space="preserve">Role B, which carries the primary result, is in the Gene Expression Omnibus under accession</w:t>
+      </w:r>
+      <w:r>
+        <w:t xml:space="preserve"> </w:t>
+      </w:r>
+      <w:r>
+        <w:t xml:space="preserve">GSE279162 [7], generated and deposited by Schaff et al. [1]. Five files of</w:t>
+      </w:r>
+      <w:r>
+        <w:t xml:space="preserve"> </w:t>
+      </w:r>
+      <w:r>
+        <w:t xml:space="preserve">their own analysis code, read to reconstruct their preprocessing rules rather than guess at them,</w:t>
+      </w:r>
+      <w:r>
+        <w:t xml:space="preserve"> </w:t>
+      </w:r>
+      <w:r>
+        <w:t xml:space="preserve">are archived at Zenodo [8].</w:t>
+      </w:r>
+    </w:p>
+    <w:p>
+      <w:pPr>
+        <w:pStyle w:val="BodyText"/>
+      </w:pPr>
+      <w:r>
+        <w:t xml:space="preserve">Role A is split between two places. The sequencing data of the two samples used here are in GEO</w:t>
+      </w:r>
+      <w:r>
+        <w:t xml:space="preserve"> </w:t>
+      </w:r>
+      <w:r>
+        <w:t xml:space="preserve">under accession GSE227151 [6]. The three processed barcode tables the reconstruction</w:t>
+      </w:r>
+      <w:r>
+        <w:t xml:space="preserve"> </w:t>
+      </w:r>
+      <w:r>
+        <w:t xml:space="preserve">needs –</w:t>
+      </w:r>
+      <w:r>
+        <w:t xml:space="preserve"> </w:t>
+      </w:r>
+      <w:r>
+        <w:rPr>
+          <w:rStyle w:val="VerbatimChar"/>
+        </w:rPr>
+        <w:t xml:space="preserve">filtered10XCells.txt</w:t>
+      </w:r>
+      <w:r>
+        <w:t xml:space="preserve">,</w:t>
+      </w:r>
+      <w:r>
+        <w:t xml:space="preserve"> </w:t>
+      </w:r>
+      <w:r>
+        <w:rPr>
+          <w:rStyle w:val="VerbatimChar"/>
+        </w:rPr>
+        <w:t xml:space="preserve">stepThreeStarcodeShavedReads_BC_10X.txt</w:t>
+      </w:r>
+      <w:r>
+        <w:t xml:space="preserve"> </w:t>
+      </w:r>
+      <w:r>
+        <w:t xml:space="preserve">and</w:t>
+      </w:r>
+      <w:r>
+        <w:t xml:space="preserve"> </w:t>
+      </w:r>
+      <w:r>
+        <w:rPr>
+          <w:rStyle w:val="VerbatimChar"/>
+        </w:rPr>
+        <w:t xml:space="preserve">stepThreeStarcodeShavedReads_BC_gDNA.txt</w:t>
+      </w:r>
+      <w:r>
+        <w:t xml:space="preserve"> </w:t>
+      </w:r>
+      <w:r>
+        <w:t xml:space="preserve">– are</w:t>
       </w:r>
       <w:r>
         <w:t xml:space="preserve"> </w:t>
@@ -3407,20 +4131,255 @@
           <w:b/>
           <w:bCs/>
         </w:rPr>
-        <w:t xml:space="preserve">no permission request,</w:t>
+        <w:t xml:space="preserve">not part of that GEO deposit</w:t>
+      </w:r>
+      <w:r>
+        <w:t xml:space="preserve">, whose only</w:t>
+      </w:r>
+      <w:r>
+        <w:t xml:space="preserve"> </w:t>
+      </w:r>
+      <w:r>
+        <w:t xml:space="preserve">supplementary file is</w:t>
+      </w:r>
+      <w:r>
+        <w:t xml:space="preserve"> </w:t>
+      </w:r>
+      <w:r>
+        <w:rPr>
+          <w:rStyle w:val="VerbatimChar"/>
+        </w:rPr>
+        <w:t xml:space="preserve">GSE227151_RAW.tar</w:t>
+      </w:r>
+      <w:r>
+        <w:t xml:space="preserve">. The original authors published them in a shared data</w:t>
+      </w:r>
+      <w:r>
+        <w:t xml:space="preserve"> </w:t>
+      </w:r>
+      <w:r>
+        <w:t xml:space="preserve">package [9], linked from the key resources table of Jain et al. [10], and they</w:t>
+      </w:r>
+      <w:r>
+        <w:t xml:space="preserve"> </w:t>
+      </w:r>
+      <w:r>
+        <w:t xml:space="preserve">were taken from there on 21 August 2026. The Rewind authors’ two R1 scripts are archived at Zenodo</w:t>
+      </w:r>
+      <w:r>
+        <w:t xml:space="preserve"> </w:t>
+      </w:r>
+      <w:r>
+        <w:t xml:space="preserve">[11].</w:t>
+      </w:r>
+    </w:p>
+    <w:p>
+      <w:pPr>
+        <w:pStyle w:val="BodyText"/>
+      </w:pPr>
+      <w:r>
+        <w:t xml:space="preserve">A shared folder is not a persistent identifier and may move. The size and SHA-256 of every input</w:t>
+      </w:r>
+      <w:r>
+        <w:t xml:space="preserve"> </w:t>
+      </w:r>
+      <w:r>
+        <w:t xml:space="preserve">file are recorded in the two Stage-22 manifests inside this study’s archive, and the pipeline</w:t>
+      </w:r>
+      <w:r>
+        <w:t xml:space="preserve"> </w:t>
+      </w:r>
+      <w:r>
+        <w:t xml:space="preserve">refuses any file whose bytes differ, so a reader can check whatever copy they obtain against what</w:t>
+      </w:r>
+      <w:r>
+        <w:t xml:space="preserve"> </w:t>
+      </w:r>
+      <w:r>
+        <w:t xml:space="preserve">was analysed here. Those files belong to the original authors and are not redistributed here.</w:t>
+      </w:r>
+    </w:p>
+    <w:p>
+      <w:pPr>
+        <w:pStyle w:val="BodyText"/>
+      </w:pPr>
+      <w:r>
+        <w:t xml:space="preserve">All analysis code, frozen protocols, stage records, out-of-fold predictions, the serialized</w:t>
+      </w:r>
+      <w:r>
+        <w:t xml:space="preserve"> </w:t>
+      </w:r>
+      <w:r>
+        <w:t xml:space="preserve">predictor and the verification tooling are archived at Zenodo [12] and developed openly on</w:t>
+      </w:r>
+      <w:r>
+        <w:t xml:space="preserve"> </w:t>
+      </w:r>
+      <w:r>
+        <w:t xml:space="preserve">GitHub [13].</w:t>
+      </w:r>
+    </w:p>
+    <w:bookmarkStart w:id="35" w:name="verify-before-reading-anything-else"/>
+    <w:p>
+      <w:pPr>
+        <w:pStyle w:val="Heading4"/>
+      </w:pPr>
+      <w:r>
+        <w:t xml:space="preserve">Verify before reading anything else</w:t>
+      </w:r>
+    </w:p>
+    <w:p>
+      <w:pPr>
+        <w:pStyle w:val="SourceCode"/>
+      </w:pPr>
+      <w:r>
+        <w:rPr>
+          <w:rStyle w:val="VerbatimChar"/>
+        </w:rPr>
+        <w:t xml:space="preserve">  python experiments/run_gen1_evidence_lock.py --verify</w:t>
+      </w:r>
+      <w:r>
+        <w:br/>
+      </w:r>
+      <w:r>
+        <w:rPr>
+          <w:rStyle w:val="VerbatimChar"/>
+        </w:rPr>
+        <w:t xml:space="preserve">  python experiments/run_gen1_claim_lock.py --verify</w:t>
+      </w:r>
+      <w:r>
+        <w:br/>
+      </w:r>
+      <w:r>
+        <w:rPr>
+          <w:rStyle w:val="VerbatimChar"/>
+        </w:rPr>
+        <w:t xml:space="preserve">  python experiments/run_gen1_manuscript.py --verify</w:t>
+      </w:r>
+    </w:p>
+    <w:p>
+      <w:pPr>
+        <w:pStyle w:val="FirstParagraph"/>
+      </w:pPr>
+      <w:r>
+        <w:t xml:space="preserve">The first re-hashes every locked artifact and refuses if one has moved. The second does the same</w:t>
+      </w:r>
+      <w:r>
+        <w:t xml:space="preserve"> </w:t>
+      </w:r>
+      <w:r>
+        <w:t xml:space="preserve">for the claim set. Both were shown to refuse a one-bit change before either was issued. The</w:t>
+      </w:r>
+      <w:r>
+        <w:t xml:space="preserve"> </w:t>
+      </w:r>
+      <w:r>
+        <w:t xml:space="preserve">third does the same for this manuscript and the package around it. All three also refuse if the</w:t>
+      </w:r>
+      <w:r>
+        <w:t xml:space="preserve"> </w:t>
+      </w:r>
+      <w:r>
+        <w:t xml:space="preserve">stage that produced the files did not pass.</w:t>
+      </w:r>
+    </w:p>
+    <w:p>
+      <w:pPr>
+        <w:pStyle w:val="SourceCode"/>
+      </w:pPr>
+      <w:r>
+        <w:rPr>
+          <w:rStyle w:val="VerbatimChar"/>
+        </w:rPr>
+        <w:t xml:space="preserve">  evidence lock digest   c84a4d7a2e2d254ed92e43ccf1f91d74da0ab57c8328b1be822d73e5c62ec350</w:t>
+      </w:r>
+      <w:r>
+        <w:br/>
+      </w:r>
+      <w:r>
+        <w:rPr>
+          <w:rStyle w:val="VerbatimChar"/>
+        </w:rPr>
+        <w:t xml:space="preserve">  claim lock digest      8c820412ba325cd053f0bc9d907d65ef1fd8e1a82aa93e0f947e85957be69796</w:t>
+      </w:r>
+    </w:p>
+    <w:bookmarkEnd w:id="35"/>
+    <w:bookmarkStart w:id="36" w:name="licensing"/>
+    <w:p>
+      <w:pPr>
+        <w:pStyle w:val="Heading4"/>
+      </w:pPr>
+      <w:r>
+        <w:t xml:space="preserve">Licensing</w:t>
+      </w:r>
+    </w:p>
+    <w:p>
+      <w:pPr>
+        <w:pStyle w:val="SourceCode"/>
+      </w:pPr>
+      <w:r>
+        <w:rPr>
+          <w:rStyle w:val="VerbatimChar"/>
+        </w:rPr>
+        <w:t xml:space="preserve">  software and frozen model   PolyForm Noncommercial License 1.0.0</w:t>
+      </w:r>
+      <w:r>
+        <w:br/>
+      </w:r>
+      <w:r>
+        <w:rPr>
+          <w:rStyle w:val="VerbatimChar"/>
+        </w:rPr>
+        <w:t xml:space="preserve">                              SPDX: PolyForm-Noncommercial-1.0.0</w:t>
+      </w:r>
+      <w:r>
+        <w:br/>
+      </w:r>
+      <w:r>
+        <w:rPr>
+          <w:rStyle w:val="VerbatimChar"/>
+        </w:rPr>
+        <w:t xml:space="preserve">  manuscript text and figures CC BY 4.0</w:t>
+      </w:r>
+      <w:r>
+        <w:br/>
+      </w:r>
+      <w:r>
+        <w:rPr>
+          <w:rStyle w:val="VerbatimChar"/>
+        </w:rPr>
+        <w:t xml:space="preserve">  GSE279162, GSE227151        original depositors' terms; NOT relicensed here</w:t>
+      </w:r>
+    </w:p>
+    <w:p>
+      <w:pPr>
+        <w:pStyle w:val="FirstParagraph"/>
+      </w:pPr>
+      <w:r>
+        <w:t xml:space="preserve">Academic, educational, nonprofit and personal research use requires</w:t>
+      </w:r>
+      <w:r>
+        <w:t xml:space="preserve"> </w:t>
       </w:r>
       <w:r>
         <w:rPr>
           <w:b/>
           <w:bCs/>
         </w:rPr>
-        <w:t xml:space="preserve"> </w:t>
+        <w:t xml:space="preserve">no permission request,</w:t>
       </w:r>
       <w:r>
         <w:rPr>
           <w:b/>
           <w:bCs/>
         </w:rPr>
+        <w:t xml:space="preserve"> </w:t>
+      </w:r>
+      <w:r>
+        <w:rPr>
+          <w:b/>
+          <w:bCs/>
+        </w:rPr>
         <w:t xml:space="preserve">registration, payment or signed agreement</w:t>
       </w:r>
       <w:r>
@@ -3466,14 +4425,130 @@
         <w:t xml:space="preserve">to be discovered.</w:t>
       </w:r>
     </w:p>
+    <w:bookmarkEnd w:id="36"/>
+    <w:bookmarkStart w:id="37" w:name="what-is-in-the-repository"/>
+    <w:p>
+      <w:pPr>
+        <w:pStyle w:val="Heading4"/>
+      </w:pPr>
+      <w:r>
+        <w:t xml:space="preserve">What is in the repository</w:t>
+      </w:r>
+    </w:p>
+    <w:p>
+      <w:pPr>
+        <w:pStyle w:val="FirstParagraph"/>
+      </w:pPr>
+      <w:r>
+        <w:t xml:space="preserve">Benchmark tables, frozen out-of-fold predictions, the serialized model metadata, the prediction API</w:t>
+      </w:r>
+      <w:r>
+        <w:t xml:space="preserve"> </w:t>
+      </w:r>
+      <w:r>
+        <w:t xml:space="preserve">and CLI, the model card and schema, every stage protocol, every stage record, and every executor</w:t>
+      </w:r>
+      <w:r>
+        <w:t xml:space="preserve"> </w:t>
+      </w:r>
+      <w:r>
+        <w:t xml:space="preserve">and contract file. Full inventory and per-file hashes:</w:t>
+      </w:r>
+      <w:r>
+        <w:t xml:space="preserve"> </w:t>
+      </w:r>
+      <w:r>
+        <w:rPr>
+          <w:rStyle w:val="VerbatimChar"/>
+        </w:rPr>
+        <w:t xml:space="preserve">results/evidence_lock/</w:t>
+      </w:r>
+      <w:r>
+        <w:t xml:space="preserve">.</w:t>
+      </w:r>
+    </w:p>
     <w:bookmarkEnd w:id="37"/>
-    <w:bookmarkStart w:id="38" w:name="what-is-in-the-repository"/>
+    <w:bookmarkStart w:id="38" w:name="what-is-not"/>
     <w:p>
       <w:pPr>
         <w:pStyle w:val="Heading4"/>
       </w:pPr>
       <w:r>
-        <w:t xml:space="preserve">What is in the repository</w:t>
+        <w:t xml:space="preserve">What is not</w:t>
+      </w:r>
+    </w:p>
+    <w:p>
+      <w:pPr>
+        <w:pStyle w:val="SourceCode"/>
+      </w:pPr>
+      <w:r>
+        <w:rPr>
+          <w:rStyle w:val="VerbatimChar"/>
+        </w:rPr>
+        <w:t xml:space="preserve">  stage24_w5_artifact.npz   44 MB, gitignored. A fresh clone does NOT contain it. Its hash</w:t>
+      </w:r>
+      <w:r>
+        <w:br/>
+      </w:r>
+      <w:r>
+        <w:rPr>
+          <w:rStyle w:val="VerbatimChar"/>
+        </w:rPr>
+        <w:t xml:space="preserve">                            is locked and it rebuilds in about half a minute:</w:t>
+      </w:r>
+      <w:r>
+        <w:br/>
+      </w:r>
+      <w:r>
+        <w:rPr>
+          <w:rStyle w:val="VerbatimChar"/>
+        </w:rPr>
+        <w:t xml:space="preserve">                              python experiments/run_stage24_gen1_tool.py --stage 24c</w:t>
+      </w:r>
+      <w:r>
+        <w:br/>
+      </w:r>
+      <w:r>
+        <w:rPr>
+          <w:rStyle w:val="VerbatimChar"/>
+        </w:rPr>
+        <w:t xml:space="preserve">                            The Zenodo archive does include it, so an unpacked archive</w:t>
+      </w:r>
+      <w:r>
+        <w:br/>
+      </w:r>
+      <w:r>
+        <w:rPr>
+          <w:rStyle w:val="VerbatimChar"/>
+        </w:rPr>
+        <w:t xml:space="preserve">                            verifies without a rebuild.</w:t>
+      </w:r>
+      <w:r>
+        <w:br/>
+      </w:r>
+      <w:r>
+        <w:rPr>
+          <w:rStyle w:val="VerbatimChar"/>
+        </w:rPr>
+        <w:t xml:space="preserve">  raw sequencing data       GSE279162, GSE227151. Not vendored. The size and SHA-256 of every</w:t>
+      </w:r>
+      <w:r>
+        <w:br/>
+      </w:r>
+      <w:r>
+        <w:rPr>
+          <w:rStyle w:val="VerbatimChar"/>
+        </w:rPr>
+        <w:t xml:space="preserve">                            input file are recorded, and the pipeline rebuilds from the public</w:t>
+      </w:r>
+      <w:r>
+        <w:br/>
+      </w:r>
+      <w:r>
+        <w:rPr>
+          <w:rStyle w:val="VerbatimChar"/>
+        </w:rPr>
+        <w:t xml:space="preserve">                            files, refusing on any byte that differs.</w:t>
       </w:r>
     </w:p>
     <w:p>
@@ -3481,115 +4556,62 @@
         <w:pStyle w:val="FirstParagraph"/>
       </w:pPr>
       <w:r>
-        <w:t xml:space="preserve">Benchmark tables, frozen out-of-fold predictions, the serialized model metadata, the prediction API</w:t>
-      </w:r>
-      <w:r>
-        <w:t xml:space="preserve"> </w:t>
-      </w:r>
-      <w:r>
-        <w:t xml:space="preserve">and CLI, the model card and schema, every stage protocol, every stage record, and every executor</w:t>
-      </w:r>
-      <w:r>
-        <w:t xml:space="preserve"> </w:t>
-      </w:r>
-      <w:r>
-        <w:t xml:space="preserve">and contract file. Full inventory and per-file hashes:</w:t>
-      </w:r>
-      <w:r>
-        <w:t xml:space="preserve"> </w:t>
-      </w:r>
-      <w:r>
-        <w:rPr>
-          <w:rStyle w:val="VerbatimChar"/>
-        </w:rPr>
-        <w:t xml:space="preserve">results/evidence_lock/</w:t>
+        <w:t xml:space="preserve">Neither is a gap any longer. The artifact is one command away, and a fresh clone rebuilt the</w:t>
+      </w:r>
+      <w:r>
+        <w:t xml:space="preserve"> </w:t>
+      </w:r>
+      <w:r>
+        <w:t xml:space="preserve">clone pseudobulk and the model byte for byte from the public files and recovered the observed</w:t>
+      </w:r>
+      <w:r>
+        <w:t xml:space="preserve"> </w:t>
+      </w:r>
+      <w:r>
+        <w:t xml:space="preserve">statistic exactly (</w:t>
+      </w:r>
+      <w:r>
+        <w:rPr>
+          <w:rStyle w:val="VerbatimChar"/>
+        </w:rPr>
+        <w:t xml:space="preserve">REPRODUCIBILITY.md</w:t>
+      </w:r>
+      <w:r>
+        <w:t xml:space="preserve"> </w:t>
+      </w:r>
+      <w:r>
+        <w:t xml:space="preserve">§2.1).</w:t>
+      </w:r>
+    </w:p>
+    <w:p>
+      <w:pPr>
+        <w:pStyle w:val="BodyText"/>
+      </w:pPr>
+      <w:r>
+        <w:t xml:space="preserve">Full reproduction instructions, environment and runtimes:</w:t>
+      </w:r>
+      <w:r>
+        <w:t xml:space="preserve"> </w:t>
+      </w:r>
+      <w:r>
+        <w:rPr>
+          <w:rStyle w:val="VerbatimChar"/>
+        </w:rPr>
+        <w:t xml:space="preserve">results/manuscript/REPRODUCIBILITY.md</w:t>
       </w:r>
       <w:r>
         <w:t xml:space="preserve">.</w:t>
       </w:r>
     </w:p>
     <w:bookmarkEnd w:id="38"/>
-    <w:bookmarkStart w:id="39" w:name="what-is-not"/>
-    <w:p>
-      <w:pPr>
-        <w:pStyle w:val="Heading4"/>
-      </w:pPr>
-      <w:r>
-        <w:t xml:space="preserve">What is not</w:t>
-      </w:r>
-    </w:p>
-    <w:p>
-      <w:pPr>
-        <w:pStyle w:val="SourceCode"/>
-      </w:pPr>
-      <w:r>
-        <w:rPr>
-          <w:rStyle w:val="VerbatimChar"/>
-        </w:rPr>
-        <w:t xml:space="preserve">  stage24_w5_artifact.npz   44 MB, gitignored. A fresh clone does NOT contain it. Its hash</w:t>
-      </w:r>
-      <w:r>
-        <w:br/>
-      </w:r>
-      <w:r>
-        <w:rPr>
-          <w:rStyle w:val="VerbatimChar"/>
-        </w:rPr>
-        <w:t xml:space="preserve">                            is locked and it rebuilds in about half a minute:</w:t>
-      </w:r>
-      <w:r>
-        <w:br/>
-      </w:r>
-      <w:r>
-        <w:rPr>
-          <w:rStyle w:val="VerbatimChar"/>
-        </w:rPr>
-        <w:t xml:space="preserve">                              python experiments/run_stage24_gen1_tool.py --stage 24c</w:t>
-      </w:r>
-      <w:r>
-        <w:br/>
-      </w:r>
-      <w:r>
-        <w:rPr>
-          <w:rStyle w:val="VerbatimChar"/>
-        </w:rPr>
-        <w:t xml:space="preserve">                            The Zenodo archive does include it, so an unpacked archive</w:t>
-      </w:r>
-      <w:r>
-        <w:br/>
-      </w:r>
-      <w:r>
-        <w:rPr>
-          <w:rStyle w:val="VerbatimChar"/>
-        </w:rPr>
-        <w:t xml:space="preserve">                            verifies without a rebuild.</w:t>
-      </w:r>
-      <w:r>
-        <w:br/>
-      </w:r>
-      <w:r>
-        <w:rPr>
-          <w:rStyle w:val="VerbatimChar"/>
-        </w:rPr>
-        <w:t xml:space="preserve">  raw sequencing data       GSE279162, GSE227151. Not vendored. The size and SHA-256 of every</w:t>
-      </w:r>
-      <w:r>
-        <w:br/>
-      </w:r>
-      <w:r>
-        <w:rPr>
-          <w:rStyle w:val="VerbatimChar"/>
-        </w:rPr>
-        <w:t xml:space="preserve">                            input file are recorded, and the pipeline rebuilds from the public</w:t>
-      </w:r>
-      <w:r>
-        <w:br/>
-      </w:r>
-      <w:r>
-        <w:rPr>
-          <w:rStyle w:val="VerbatimChar"/>
-        </w:rPr>
-        <w:t xml:space="preserve">                            files, refusing on any byte that differs.</w:t>
+    <w:bookmarkEnd w:id="39"/>
+    <w:bookmarkStart w:id="40" w:name="competing-interests"/>
+    <w:p>
+      <w:pPr>
+        <w:pStyle w:val="Heading3"/>
+      </w:pPr>
+      <w:r>
+        <w:t xml:space="preserve">Competing interests</w:t>
       </w:r>
     </w:p>
     <w:p>
@@ -3597,62 +4619,23 @@
         <w:pStyle w:val="FirstParagraph"/>
       </w:pPr>
       <w:r>
-        <w:t xml:space="preserve">Neither is a gap any longer. The artifact is one command away, and a fresh clone rebuilt the</w:t>
-      </w:r>
-      <w:r>
-        <w:t xml:space="preserve"> </w:t>
-      </w:r>
-      <w:r>
-        <w:t xml:space="preserve">clone pseudobulk and the model byte for byte from the public files and recovered the observed</w:t>
-      </w:r>
-      <w:r>
-        <w:t xml:space="preserve"> </w:t>
-      </w:r>
-      <w:r>
-        <w:t xml:space="preserve">statistic exactly (</w:t>
-      </w:r>
-      <w:r>
-        <w:rPr>
-          <w:rStyle w:val="VerbatimChar"/>
-        </w:rPr>
-        <w:t xml:space="preserve">REPRODUCIBILITY.md</w:t>
-      </w:r>
-      <w:r>
-        <w:t xml:space="preserve"> </w:t>
-      </w:r>
-      <w:r>
-        <w:t xml:space="preserve">§2.1).</w:t>
-      </w:r>
-    </w:p>
-    <w:p>
-      <w:pPr>
-        <w:pStyle w:val="BodyText"/>
-      </w:pPr>
-      <w:r>
-        <w:t xml:space="preserve">Full reproduction instructions, environment and runtimes:</w:t>
-      </w:r>
-      <w:r>
-        <w:t xml:space="preserve"> </w:t>
-      </w:r>
-      <w:r>
-        <w:rPr>
-          <w:rStyle w:val="VerbatimChar"/>
-        </w:rPr>
-        <w:t xml:space="preserve">results/manuscript/REPRODUCIBILITY.md</w:t>
-      </w:r>
-      <w:r>
-        <w:t xml:space="preserve">.</w:t>
-      </w:r>
-    </w:p>
-    <w:bookmarkEnd w:id="39"/>
+        <w:t xml:space="preserve">HA holds the copyright in CellFate-Rx and offers commercial licences for it. HA has received no</w:t>
+      </w:r>
+      <w:r>
+        <w:t xml:space="preserve"> </w:t>
+      </w:r>
+      <w:r>
+        <w:t xml:space="preserve">income from it to date.</w:t>
+      </w:r>
+    </w:p>
     <w:bookmarkEnd w:id="40"/>
-    <w:bookmarkStart w:id="41" w:name="competing-interests"/>
+    <w:bookmarkStart w:id="41" w:name="funding"/>
     <w:p>
       <w:pPr>
         <w:pStyle w:val="Heading3"/>
       </w:pPr>
       <w:r>
-        <w:t xml:space="preserve">Competing interests</w:t>
+        <w:t xml:space="preserve">Funding</w:t>
       </w:r>
     </w:p>
     <w:p>
@@ -3660,23 +4643,17 @@
         <w:pStyle w:val="FirstParagraph"/>
       </w:pPr>
       <w:r>
-        <w:t xml:space="preserve">The author holds the copyright in CellFate-Rx and offers commercial licences for it. The author has</w:t>
-      </w:r>
-      <w:r>
-        <w:t xml:space="preserve"> </w:t>
-      </w:r>
-      <w:r>
-        <w:t xml:space="preserve">received no income from it to date.</w:t>
+        <w:t xml:space="preserve">This work received no external funding.</w:t>
       </w:r>
     </w:p>
     <w:bookmarkEnd w:id="41"/>
-    <w:bookmarkStart w:id="42" w:name="funding"/>
+    <w:bookmarkStart w:id="42" w:name="authors-contributions"/>
     <w:p>
       <w:pPr>
         <w:pStyle w:val="Heading3"/>
       </w:pPr>
       <w:r>
-        <w:t xml:space="preserve">Funding</w:t>
+        <w:t xml:space="preserve">Authors’ contributions</w:t>
       </w:r>
     </w:p>
     <w:p>
@@ -3684,17 +4661,23 @@
         <w:pStyle w:val="FirstParagraph"/>
       </w:pPr>
       <w:r>
-        <w:t xml:space="preserve">This work received no external funding.</w:t>
+        <w:t xml:space="preserve">HA conceived the study, set its logic and direction, and directed the AI-assisted implementation</w:t>
+      </w:r>
+      <w:r>
+        <w:t xml:space="preserve"> </w:t>
+      </w:r>
+      <w:r>
+        <w:t xml:space="preserve">and documentation described in Methods. The author read and approved the final manuscript.</w:t>
       </w:r>
     </w:p>
     <w:bookmarkEnd w:id="42"/>
-    <w:bookmarkStart w:id="43" w:name="authors-contributions"/>
+    <w:bookmarkStart w:id="43" w:name="acknowledgements"/>
     <w:p>
       <w:pPr>
         <w:pStyle w:val="Heading3"/>
       </w:pPr>
       <w:r>
-        <w:t xml:space="preserve">Authors’ contributions</w:t>
+        <w:t xml:space="preserve">Acknowledgements</w:t>
       </w:r>
     </w:p>
     <w:p>
@@ -3702,41 +4685,17 @@
         <w:pStyle w:val="FirstParagraph"/>
       </w:pPr>
       <w:r>
-        <w:t xml:space="preserve">H.A. conceived the study, set its logic and direction, and directed the AI-assisted implementation</w:t>
-      </w:r>
-      <w:r>
-        <w:t xml:space="preserve"> </w:t>
-      </w:r>
-      <w:r>
-        <w:t xml:space="preserve">and documentation described in Methods. H.A. reviewed the work and approved the final manuscript.</w:t>
+        <w:t xml:space="preserve">We thank Schaff et al. for generating and openly depositing GSE279162, without which this</w:t>
+      </w:r>
+      <w:r>
+        <w:t xml:space="preserve"> </w:t>
+      </w:r>
+      <w:r>
+        <w:t xml:space="preserve">reanalysis would not be possible.</w:t>
       </w:r>
     </w:p>
     <w:bookmarkEnd w:id="43"/>
-    <w:bookmarkStart w:id="44" w:name="acknowledgements"/>
-    <w:p>
-      <w:pPr>
-        <w:pStyle w:val="Heading3"/>
-      </w:pPr>
-      <w:r>
-        <w:t xml:space="preserve">Acknowledgements</w:t>
-      </w:r>
-    </w:p>
-    <w:p>
-      <w:pPr>
-        <w:pStyle w:val="FirstParagraph"/>
-      </w:pPr>
-      <w:r>
-        <w:t xml:space="preserve">We thank Schaff et al. for generating and openly depositing GSE279162, without which this</w:t>
-      </w:r>
-      <w:r>
-        <w:t xml:space="preserve"> </w:t>
-      </w:r>
-      <w:r>
-        <w:t xml:space="preserve">reanalysis would not be possible.</w:t>
-      </w:r>
-    </w:p>
-    <w:bookmarkEnd w:id="44"/>
-    <w:bookmarkStart w:id="45" w:name="authors-information"/>
+    <w:bookmarkStart w:id="44" w:name="authors-information"/>
     <w:p>
       <w:pPr>
         <w:pStyle w:val="Heading3"/>
@@ -3760,9 +4719,9 @@
         </w:pict>
       </w:r>
     </w:p>
+    <w:bookmarkEnd w:id="44"/>
     <w:bookmarkEnd w:id="45"/>
-    <w:bookmarkEnd w:id="46"/>
-    <w:bookmarkStart w:id="47" w:name="references"/>
+    <w:bookmarkStart w:id="46" w:name="references"/>
     <w:p>
       <w:pPr>
         <w:pStyle w:val="Heading2"/>
@@ -3773,181 +4732,145 @@
     </w:p>
     <w:p>
       <w:pPr>
-        <w:pStyle w:val="SourceCode"/>
-      </w:pPr>
-      <w:r>
-        <w:rPr>
-          <w:rStyle w:val="VerbatimChar"/>
-        </w:rPr>
-        <w:t xml:space="preserve">[1] Schaff DL, White PE, Cote CJ, Watterson GE, Lin KZ, Fasse AJ, Zhang NR, Shaffer SM.</w:t>
-      </w:r>
-      <w:r>
-        <w:br/>
-      </w:r>
-      <w:r>
-        <w:rPr>
-          <w:rStyle w:val="VerbatimChar"/>
-        </w:rPr>
-        <w:t xml:space="preserve">    Pre-existing cell states predict resistance to multiple treatments.</w:t>
-      </w:r>
-      <w:r>
-        <w:br/>
-      </w:r>
-      <w:r>
-        <w:rPr>
-          <w:rStyle w:val="VerbatimChar"/>
-        </w:rPr>
-        <w:t xml:space="preserve">    Cell Genomics 6(6):101191, 2026.  doi:10.1016/j.xgen.2026.101191   PMID 41916275</w:t>
-      </w:r>
-      <w:r>
-        <w:br/>
-      </w:r>
-      <w:r>
-        <w:rPr>
-          <w:rStyle w:val="VerbatimChar"/>
-        </w:rPr>
-        <w:t xml:space="preserve">    Data: GEO GSE279162</w:t>
-      </w:r>
-      <w:r>
-        <w:br/>
-      </w:r>
-      <w:r>
-        <w:br/>
-      </w:r>
-      <w:r>
-        <w:rPr>
-          <w:rStyle w:val="VerbatimChar"/>
-        </w:rPr>
-        <w:t xml:space="preserve">[2] GEO GSE227151 -- Retrospective identification of cell-intrinsic factors that mark</w:t>
-      </w:r>
-      <w:r>
-        <w:br/>
-      </w:r>
-      <w:r>
-        <w:rPr>
-          <w:rStyle w:val="VerbatimChar"/>
-        </w:rPr>
-        <w:t xml:space="preserve">    pluripotency potential in rare somatic cells (scRNA-seq), human hiF-T fibroblasts.</w:t>
-      </w:r>
-      <w:r>
-        <w:br/>
-      </w:r>
-      <w:r>
-        <w:br/>
-      </w:r>
-      <w:r>
-        <w:rPr>
-          <w:rStyle w:val="VerbatimChar"/>
-        </w:rPr>
-        <w:t xml:space="preserve">[3] Shaffer SM, Dunagin MC, Torborg SR, Torre EA, Emert B, et al.</w:t>
-      </w:r>
-      <w:r>
-        <w:br/>
-      </w:r>
-      <w:r>
-        <w:rPr>
-          <w:rStyle w:val="VerbatimChar"/>
-        </w:rPr>
-        <w:t xml:space="preserve">    Rare cell variability and drug-induced reprogramming as a mode of cancer drug resistance.</w:t>
-      </w:r>
-      <w:r>
-        <w:br/>
-      </w:r>
-      <w:r>
-        <w:rPr>
-          <w:rStyle w:val="VerbatimChar"/>
-        </w:rPr>
-        <w:t xml:space="preserve">    Nature 546(7658):431-435, 2017.  doi:10.1038/nature22794   PMID 28607484</w:t>
-      </w:r>
-      <w:r>
-        <w:br/>
-      </w:r>
-      <w:r>
-        <w:br/>
-      </w:r>
-      <w:r>
-        <w:rPr>
-          <w:rStyle w:val="VerbatimChar"/>
-        </w:rPr>
-        <w:t xml:space="preserve">[4] Emert BL, Cote CJ, Torre EA, Dardani IP, Jiang CL, Jain N, Shaffer SM, Raj A.</w:t>
-      </w:r>
-      <w:r>
-        <w:br/>
-      </w:r>
-      <w:r>
-        <w:rPr>
-          <w:rStyle w:val="VerbatimChar"/>
-        </w:rPr>
-        <w:t xml:space="preserve">    Variability within rare cell states enables multiple paths toward drug resistance.</w:t>
-      </w:r>
-      <w:r>
-        <w:br/>
-      </w:r>
-      <w:r>
-        <w:rPr>
-          <w:rStyle w:val="VerbatimChar"/>
-        </w:rPr>
-        <w:t xml:space="preserve">    Nature Biotechnology 39(7):865-876, 2021.  doi:10.1038/s41587-021-00837-3   PMID 33619394</w:t>
-      </w:r>
-      <w:r>
-        <w:br/>
-      </w:r>
-      <w:r>
-        <w:br/>
-      </w:r>
-      <w:r>
-        <w:rPr>
-          <w:rStyle w:val="VerbatimChar"/>
-        </w:rPr>
-        <w:t xml:space="preserve">[5] Goyal Y, Busch GT, Pillai M, Li J, Boe RH, et al.</w:t>
-      </w:r>
-      <w:r>
-        <w:br/>
-      </w:r>
-      <w:r>
-        <w:rPr>
-          <w:rStyle w:val="VerbatimChar"/>
-        </w:rPr>
-        <w:t xml:space="preserve">    Diverse clonal fates emerge upon drug treatment of homogeneous cancer cells.</w:t>
-      </w:r>
-      <w:r>
-        <w:br/>
-      </w:r>
-      <w:r>
-        <w:rPr>
-          <w:rStyle w:val="VerbatimChar"/>
-        </w:rPr>
-        <w:t xml:space="preserve">    Nature 620(7974):651-659, 2023.  doi:10.1038/s41586-023-06342-8   PMID 37468627</w:t>
-      </w:r>
-      <w:r>
-        <w:br/>
-      </w:r>
-      <w:r>
-        <w:br/>
-      </w:r>
-      <w:r>
-        <w:rPr>
-          <w:rStyle w:val="VerbatimChar"/>
-        </w:rPr>
-        <w:t xml:space="preserve">[6] Kapoor S, Narayanan A.</w:t>
-      </w:r>
-      <w:r>
-        <w:br/>
-      </w:r>
-      <w:r>
-        <w:rPr>
-          <w:rStyle w:val="VerbatimChar"/>
-        </w:rPr>
-        <w:t xml:space="preserve">    Leakage and the reproducibility crisis in machine-learning-based science.</w:t>
-      </w:r>
-      <w:r>
-        <w:br/>
-      </w:r>
-      <w:r>
-        <w:rPr>
-          <w:rStyle w:val="VerbatimChar"/>
-        </w:rPr>
-        <w:t xml:space="preserve">    Patterns 4(9):100804, 2023.  doi:10.1016/j.patter.2023.100804   PMID 37720327</w:t>
+        <w:numPr>
+          <w:ilvl w:val="0"/>
+          <w:numId w:val="1002"/>
+        </w:numPr>
+      </w:pPr>
+      <w:r>
+        <w:t xml:space="preserve">Schaff DL, White PE, Cote CJ, Watterson GE, Lin KZ, Fasse AJ, et al. Pre-existing cell states predict resistance to multiple treatments. Cell Genomics. 2026;6(6):101191. doi:10.1016/j.xgen.2026.101191</w:t>
+      </w:r>
+    </w:p>
+    <w:p>
+      <w:pPr>
+        <w:numPr>
+          <w:ilvl w:val="0"/>
+          <w:numId w:val="1002"/>
+        </w:numPr>
+      </w:pPr>
+      <w:r>
+        <w:t xml:space="preserve">Shaffer SM, Dunagin MC, Torborg SR, Torre EA, Emert B, et al. Rare cell variability and drug-induced reprogramming as a mode of cancer drug resistance. Nature. 2017;546(7658):431-5. doi:10.1038/nature22794</w:t>
+      </w:r>
+    </w:p>
+    <w:p>
+      <w:pPr>
+        <w:numPr>
+          <w:ilvl w:val="0"/>
+          <w:numId w:val="1002"/>
+        </w:numPr>
+      </w:pPr>
+      <w:r>
+        <w:t xml:space="preserve">Emert BL, Cote CJ, Torre EA, Dardani IP, Jiang CL, Jain N, et al. Variability within rare cell states enables multiple paths toward drug resistance. Nat Biotechnol. 2021;39(7):865-76. doi:10.1038/s41587-021-00837-3</w:t>
+      </w:r>
+    </w:p>
+    <w:p>
+      <w:pPr>
+        <w:numPr>
+          <w:ilvl w:val="0"/>
+          <w:numId w:val="1002"/>
+        </w:numPr>
+      </w:pPr>
+      <w:r>
+        <w:t xml:space="preserve">Goyal Y, Busch GT, Pillai M, Li J, Boe RH, et al. Diverse clonal fates emerge upon drug treatment of homogeneous cancer cells. Nature. 2023;620(7974):651-9. doi:10.1038/s41586-023-06342-8</w:t>
+      </w:r>
+    </w:p>
+    <w:p>
+      <w:pPr>
+        <w:numPr>
+          <w:ilvl w:val="0"/>
+          <w:numId w:val="1002"/>
+        </w:numPr>
+      </w:pPr>
+      <w:r>
+        <w:t xml:space="preserve">Kapoor S, Narayanan A. Leakage and the reproducibility crisis in machine-learning-based science. Patterns. 2023;4(9):100804. doi:10.1016/j.patter.2023.100804</w:t>
+      </w:r>
+    </w:p>
+    <w:p>
+      <w:pPr>
+        <w:numPr>
+          <w:ilvl w:val="0"/>
+          <w:numId w:val="1002"/>
+        </w:numPr>
+      </w:pPr>
+      <w:r>
+        <w:t xml:space="preserve">Jain N, Goyal Y, Dunagin MC, Cote CJ, Mellis IA, Emert B, et al. Retrospective identification of cell-intrinsic factors that mark pluripotency potential in rare somatic cells [dataset]. Gene Expression Omnibus, GSE227151. 2023. https://www.ncbi.nlm.nih.gov/geo/query/acc.cgi?acc=GSE227151 Accessed 21 Aug 2026.</w:t>
+      </w:r>
+    </w:p>
+    <w:p>
+      <w:pPr>
+        <w:numPr>
+          <w:ilvl w:val="0"/>
+          <w:numId w:val="1002"/>
+        </w:numPr>
+      </w:pPr>
+      <w:r>
+        <w:t xml:space="preserve">Schaff DL, White PE, Cote CJ, Watterson GE, Lin KZ, Fasse AJ, et al. Pre-existing cell states predict resistance to multiple treatments [dataset]. Gene Expression Omnibus, GSE279162. 2024. https://www.ncbi.nlm.nih.gov/geo/query/acc.cgi?acc=GSE279162 Accessed 12 Jul 2026.</w:t>
+      </w:r>
+    </w:p>
+    <w:p>
+      <w:pPr>
+        <w:numPr>
+          <w:ilvl w:val="0"/>
+          <w:numId w:val="1002"/>
+        </w:numPr>
+      </w:pPr>
+      <w:r>
+        <w:t xml:space="preserve">Schaff DL (dylanschaff). dylanschaff/Schaff_manuscript: Schaff_manuscript_first_submission [software]. Zenodo. 2024. doi:10.5281/zenodo.13935305 https://doi.org/10.5281/zenodo.13935305 Accessed 21 Aug 2026.</w:t>
+      </w:r>
+    </w:p>
+    <w:p>
+      <w:pPr>
+        <w:numPr>
+          <w:ilvl w:val="0"/>
+          <w:numId w:val="1002"/>
+        </w:numPr>
+      </w:pPr>
+      <w:r>
+        <w:t xml:space="preserve">Jain N, Goyal Y, Dunagin MC, Cote CJ, Mellis IA, Emert B, et al. Processed barcode data for iPSC Rewind, GSE227151 [data package]. filtered10XCells.txt, stepThreeStarcodeShavedReads_BC_10X.txt and stepThreeStarcodeShavedReads_BC_gDNA.txt for GSE227151. Dropbox. 2024. https://www.dropbox.com/sh/ulu6728tcp49dv2/AAAPwLYQiVLloH_JL38lvTj6a?dl=0 Accessed 21 Aug 2026. Linked from the key resources table of Jain et al.</w:t>
+      </w:r>
+    </w:p>
+    <w:p>
+      <w:pPr>
+        <w:numPr>
+          <w:ilvl w:val="0"/>
+          <w:numId w:val="1002"/>
+        </w:numPr>
+      </w:pPr>
+      <w:r>
+        <w:t xml:space="preserve">Jain N, Goyal Y, Dunagin MC, Cote CJ, Mellis IA, Emert B, et al. Retrospective identification of cell-intrinsic factors that mark pluripotency potential in rare somatic cells. Cell Syst. 2024;15(2):109-133.e10. doi:10.1016/j.cels.2024.01.001</w:t>
+      </w:r>
+    </w:p>
+    <w:p>
+      <w:pPr>
+        <w:numPr>
+          <w:ilvl w:val="0"/>
+          <w:numId w:val="1002"/>
+        </w:numPr>
+      </w:pPr>
+      <w:r>
+        <w:t xml:space="preserve">Jain N, et al. (goldengopherforlife). arjunrajlaboratory/iPSC_Rewind: Final Release [software]. Zenodo. 2024. doi:10.5281/zenodo.7707418 https://doi.org/10.5281/zenodo.7707418 Accessed 21 Aug 2026.</w:t>
+      </w:r>
+    </w:p>
+    <w:p>
+      <w:pPr>
+        <w:numPr>
+          <w:ilvl w:val="0"/>
+          <w:numId w:val="1002"/>
+        </w:numPr>
+      </w:pPr>
+      <w:r>
+        <w:t xml:space="preserve">Aviv H. CellFate-Rx Gen-1: frozen model and reproducibility artifacts, version 1.0.0 [software]. Zenodo. 2026. doi:10.5281/zenodo.22769563 https://doi.org/10.5281/zenodo.22769563 Accessed 16 Sep 2026.</w:t>
+      </w:r>
+    </w:p>
+    <w:p>
+      <w:pPr>
+        <w:numPr>
+          <w:ilvl w:val="0"/>
+          <w:numId w:val="1002"/>
+        </w:numPr>
+      </w:pPr>
+      <w:r>
+        <w:t xml:space="preserve">Aviv H. CellFate-Rx: cellular outcomes of perturbations [software repository]. GitHub. 2026. Archived at doi:10.5281/zenodo.22769563 https://github.com/hagai-tyty/Cellular-Outcomes-of-Perturbations Accessed 18 Sep 2026.</w:t>
       </w:r>
     </w:p>
     <w:p>
@@ -3957,8 +4880,8 @@
         </w:pict>
       </w:r>
     </w:p>
-    <w:bookmarkEnd w:id="47"/>
-    <w:bookmarkStart w:id="48" w:name="figure-legends"/>
+    <w:bookmarkEnd w:id="46"/>
+    <w:bookmarkStart w:id="47" w:name="figure-legends"/>
     <w:p>
       <w:pPr>
         <w:pStyle w:val="Heading2"/>
@@ -4133,8 +5056,8 @@
         <w:t xml:space="preserve">detection score under W5 and W4 — a consistency check, not a significance test.</w:t>
       </w:r>
     </w:p>
+    <w:bookmarkEnd w:id="47"/>
     <w:bookmarkEnd w:id="48"/>
-    <w:bookmarkEnd w:id="49"/>
     <w:sectPr>
       <w:footnotePr>
         <w:numRestart w:val="eachSect"/>
@@ -4348,11 +5271,126 @@
       </w:rPr>
     </w:lvl>
   </w:abstractNum>
+  <w:abstractNum w:abstractNumId="99411">
+    <w:nsid w:val="00A99411"/>
+    <w:multiLevelType w:val="multilevel"/>
+    <w:lvl w:ilvl="0">
+      <w:start w:val="1"/>
+      <w:numFmt w:val="decimal"/>
+      <w:lvlText w:val="%1."/>
+      <w:lvlJc w:val="left"/>
+      <w:pPr>
+        <w:ind w:left="720" w:hanging="360"/>
+      </w:pPr>
+    </w:lvl>
+    <w:lvl w:ilvl="1">
+      <w:start w:val="1"/>
+      <w:numFmt w:val="decimal"/>
+      <w:lvlText w:val="%2."/>
+      <w:lvlJc w:val="left"/>
+      <w:pPr>
+        <w:ind w:left="1440" w:hanging="360"/>
+      </w:pPr>
+    </w:lvl>
+    <w:lvl w:ilvl="2">
+      <w:start w:val="1"/>
+      <w:numFmt w:val="decimal"/>
+      <w:lvlText w:val="%3."/>
+      <w:lvlJc w:val="left"/>
+      <w:pPr>
+        <w:ind w:left="2160" w:hanging="360"/>
+      </w:pPr>
+    </w:lvl>
+    <w:lvl w:ilvl="3">
+      <w:start w:val="1"/>
+      <w:numFmt w:val="decimal"/>
+      <w:lvlText w:val="%4."/>
+      <w:lvlJc w:val="left"/>
+      <w:pPr>
+        <w:ind w:left="2880" w:hanging="360"/>
+      </w:pPr>
+    </w:lvl>
+    <w:lvl w:ilvl="4">
+      <w:start w:val="1"/>
+      <w:numFmt w:val="decimal"/>
+      <w:lvlText w:val="%5."/>
+      <w:lvlJc w:val="left"/>
+      <w:pPr>
+        <w:ind w:left="3600" w:hanging="360"/>
+      </w:pPr>
+    </w:lvl>
+    <w:lvl w:ilvl="5">
+      <w:start w:val="1"/>
+      <w:numFmt w:val="decimal"/>
+      <w:lvlText w:val="%6."/>
+      <w:lvlJc w:val="left"/>
+      <w:pPr>
+        <w:ind w:left="4320" w:hanging="360"/>
+      </w:pPr>
+    </w:lvl>
+    <w:lvl w:ilvl="6">
+      <w:start w:val="1"/>
+      <w:numFmt w:val="decimal"/>
+      <w:lvlText w:val="%7."/>
+      <w:lvlJc w:val="left"/>
+      <w:pPr>
+        <w:ind w:left="5040" w:hanging="360"/>
+      </w:pPr>
+    </w:lvl>
+    <w:lvl w:ilvl="7">
+      <w:start w:val="1"/>
+      <w:numFmt w:val="decimal"/>
+      <w:lvlText w:val="%8."/>
+      <w:lvlJc w:val="left"/>
+      <w:pPr>
+        <w:ind w:left="5760" w:hanging="360"/>
+      </w:pPr>
+    </w:lvl>
+    <w:lvl w:ilvl="8">
+      <w:start w:val="1"/>
+      <w:numFmt w:val="decimal"/>
+      <w:lvlText w:val="%9."/>
+      <w:lvlJc w:val="left"/>
+      <w:pPr>
+        <w:ind w:left="6480" w:hanging="360"/>
+      </w:pPr>
+    </w:lvl>
+  </w:abstractNum>
   <w:num w:numId="1000">
     <w:abstractNumId w:val="990"/>
   </w:num>
   <w:num w:numId="1001">
     <w:abstractNumId w:val="991"/>
+  </w:num>
+  <w:num w:numId="1002">
+    <w:abstractNumId w:val="99411"/>
+    <w:lvlOverride w:ilvl="0">
+      <w:startOverride w:val="1"/>
+    </w:lvlOverride>
+    <w:lvlOverride w:ilvl="1">
+      <w:startOverride w:val="1"/>
+    </w:lvlOverride>
+    <w:lvlOverride w:ilvl="2">
+      <w:startOverride w:val="1"/>
+    </w:lvlOverride>
+    <w:lvlOverride w:ilvl="3">
+      <w:startOverride w:val="1"/>
+    </w:lvlOverride>
+    <w:lvlOverride w:ilvl="4">
+      <w:startOverride w:val="1"/>
+    </w:lvlOverride>
+    <w:lvlOverride w:ilvl="5">
+      <w:startOverride w:val="1"/>
+    </w:lvlOverride>
+    <w:lvlOverride w:ilvl="6">
+      <w:startOverride w:val="1"/>
+    </w:lvlOverride>
+    <w:lvlOverride w:ilvl="7">
+      <w:startOverride w:val="1"/>
+    </w:lvlOverride>
+    <w:lvlOverride w:ilvl="8">
+      <w:startOverride w:val="1"/>
+    </w:lvlOverride>
   </w:num>
 </w:numbering>
 </file>

--- a/results/manuscript/submission/MANUSCRIPT_BMC.docx
+++ b/results/manuscript/submission/MANUSCRIPT_BMC.docx
@@ -96,7 +96,7 @@
         <w:rPr>
           <w:rStyle w:val="VerbatimChar"/>
         </w:rPr>
-        <w:t xml:space="preserve">  evidence lock   c84a4d7a2e2d254ed92e43ccf1f91d74da0ab57c8328b1be822d73e5c62ec350</w:t>
+        <w:t xml:space="preserve">  evidence lock   60602531449079b8f86debea9ffd69753f8bfad033be4c476751d39da08c78aa</w:t>
       </w:r>
       <w:r>
         <w:br/>
@@ -105,7 +105,7 @@
         <w:rPr>
           <w:rStyle w:val="VerbatimChar"/>
         </w:rPr>
-        <w:t xml:space="preserve">  claim lock      8c820412ba325cd053f0bc9d907d65ef1fd8e1a82aa93e0f947e85957be69796</w:t>
+        <w:t xml:space="preserve">  claim lock      fc6dc2f221acf1c7661e36071b9e377571c8f903d38398b55bedc164db7efa61</w:t>
       </w:r>
     </w:p>
     <w:p>
@@ -4291,7 +4291,7 @@
         <w:rPr>
           <w:rStyle w:val="VerbatimChar"/>
         </w:rPr>
-        <w:t xml:space="preserve">  evidence lock digest   c84a4d7a2e2d254ed92e43ccf1f91d74da0ab57c8328b1be822d73e5c62ec350</w:t>
+        <w:t xml:space="preserve">  evidence lock digest   60602531449079b8f86debea9ffd69753f8bfad033be4c476751d39da08c78aa</w:t>
       </w:r>
       <w:r>
         <w:br/>
@@ -4300,7 +4300,7 @@
         <w:rPr>
           <w:rStyle w:val="VerbatimChar"/>
         </w:rPr>
-        <w:t xml:space="preserve">  claim lock digest      8c820412ba325cd053f0bc9d907d65ef1fd8e1a82aa93e0f947e85957be69796</w:t>
+        <w:t xml:space="preserve">  claim lock digest      fc6dc2f221acf1c7661e36071b9e377571c8f903d38398b55bedc164db7efa61</w:t>
       </w:r>
     </w:p>
     <w:bookmarkEnd w:id="35"/>
@@ -4738,7 +4738,19 @@
         </w:numPr>
       </w:pPr>
       <w:r>
-        <w:t xml:space="preserve">Schaff DL, White PE, Cote CJ, Watterson GE, Lin KZ, Fasse AJ, et al. Pre-existing cell states predict resistance to multiple treatments. Cell Genomics. 2026;6(6):101191. doi:10.1016/j.xgen.2026.101191</w:t>
+        <w:t xml:space="preserve">Schaff DL, White PE, Cote CJ, Watterson GE, Lin KZ, Fasse AJ, et al.</w:t>
+      </w:r>
+      <w:r>
+        <w:t xml:space="preserve"> </w:t>
+      </w:r>
+      <w:r>
+        <w:t xml:space="preserve">Pre-existing cell states predict resistance to multiple treatments.</w:t>
+      </w:r>
+      <w:r>
+        <w:t xml:space="preserve"> </w:t>
+      </w:r>
+      <w:r>
+        <w:t xml:space="preserve">Cell Genomics. 2026;6(6):101191. doi:10.1016/j.xgen.2026.101191</w:t>
       </w:r>
     </w:p>
     <w:p>
@@ -4749,7 +4761,19 @@
         </w:numPr>
       </w:pPr>
       <w:r>
-        <w:t xml:space="preserve">Shaffer SM, Dunagin MC, Torborg SR, Torre EA, Emert B, et al. Rare cell variability and drug-induced reprogramming as a mode of cancer drug resistance. Nature. 2017;546(7658):431-5. doi:10.1038/nature22794</w:t>
+        <w:t xml:space="preserve">Shaffer SM, Dunagin MC, Torborg SR, Torre EA, Emert B, et al.</w:t>
+      </w:r>
+      <w:r>
+        <w:t xml:space="preserve"> </w:t>
+      </w:r>
+      <w:r>
+        <w:t xml:space="preserve">Rare cell variability and drug-induced reprogramming as a mode of cancer drug resistance.</w:t>
+      </w:r>
+      <w:r>
+        <w:t xml:space="preserve"> </w:t>
+      </w:r>
+      <w:r>
+        <w:t xml:space="preserve">Nature. 2017;546(7658):431-5. doi:10.1038/nature22794</w:t>
       </w:r>
     </w:p>
     <w:p>
@@ -4760,7 +4784,19 @@
         </w:numPr>
       </w:pPr>
       <w:r>
-        <w:t xml:space="preserve">Emert BL, Cote CJ, Torre EA, Dardani IP, Jiang CL, Jain N, et al. Variability within rare cell states enables multiple paths toward drug resistance. Nat Biotechnol. 2021;39(7):865-76. doi:10.1038/s41587-021-00837-3</w:t>
+        <w:t xml:space="preserve">Emert BL, Cote CJ, Torre EA, Dardani IP, Jiang CL, Jain N, et al.</w:t>
+      </w:r>
+      <w:r>
+        <w:t xml:space="preserve"> </w:t>
+      </w:r>
+      <w:r>
+        <w:t xml:space="preserve">Variability within rare cell states enables multiple paths toward drug resistance.</w:t>
+      </w:r>
+      <w:r>
+        <w:t xml:space="preserve"> </w:t>
+      </w:r>
+      <w:r>
+        <w:t xml:space="preserve">Nat Biotechnol. 2021;39(7):865-76. doi:10.1038/s41587-021-00837-3</w:t>
       </w:r>
     </w:p>
     <w:p>
@@ -4771,7 +4807,19 @@
         </w:numPr>
       </w:pPr>
       <w:r>
-        <w:t xml:space="preserve">Goyal Y, Busch GT, Pillai M, Li J, Boe RH, et al. Diverse clonal fates emerge upon drug treatment of homogeneous cancer cells. Nature. 2023;620(7974):651-9. doi:10.1038/s41586-023-06342-8</w:t>
+        <w:t xml:space="preserve">Goyal Y, Busch GT, Pillai M, Li J, Boe RH, et al.</w:t>
+      </w:r>
+      <w:r>
+        <w:t xml:space="preserve"> </w:t>
+      </w:r>
+      <w:r>
+        <w:t xml:space="preserve">Diverse clonal fates emerge upon drug treatment of homogeneous cancer cells.</w:t>
+      </w:r>
+      <w:r>
+        <w:t xml:space="preserve"> </w:t>
+      </w:r>
+      <w:r>
+        <w:t xml:space="preserve">Nature. 2023;620(7974):651-9. doi:10.1038/s41586-023-06342-8</w:t>
       </w:r>
     </w:p>
     <w:p>
@@ -4782,7 +4830,19 @@
         </w:numPr>
       </w:pPr>
       <w:r>
-        <w:t xml:space="preserve">Kapoor S, Narayanan A. Leakage and the reproducibility crisis in machine-learning-based science. Patterns. 2023;4(9):100804. doi:10.1016/j.patter.2023.100804</w:t>
+        <w:t xml:space="preserve">Kapoor S, Narayanan A.</w:t>
+      </w:r>
+      <w:r>
+        <w:t xml:space="preserve"> </w:t>
+      </w:r>
+      <w:r>
+        <w:t xml:space="preserve">Leakage and the reproducibility crisis in machine-learning-based science.</w:t>
+      </w:r>
+      <w:r>
+        <w:t xml:space="preserve"> </w:t>
+      </w:r>
+      <w:r>
+        <w:t xml:space="preserve">Patterns. 2023;4(9):100804. doi:10.1016/j.patter.2023.100804</w:t>
       </w:r>
     </w:p>
     <w:p>
@@ -4793,7 +4853,25 @@
         </w:numPr>
       </w:pPr>
       <w:r>
-        <w:t xml:space="preserve">Jain N, Goyal Y, Dunagin MC, Cote CJ, Mellis IA, Emert B, et al. Retrospective identification of cell-intrinsic factors that mark pluripotency potential in rare somatic cells [dataset]. Gene Expression Omnibus, GSE227151. 2023. https://www.ncbi.nlm.nih.gov/geo/query/acc.cgi?acc=GSE227151 Accessed 21 Aug 2026.</w:t>
+        <w:t xml:space="preserve">Jain N, Goyal Y, Dunagin MC, Cote CJ, Mellis IA, Emert B, et al.</w:t>
+      </w:r>
+      <w:r>
+        <w:t xml:space="preserve"> </w:t>
+      </w:r>
+      <w:r>
+        <w:t xml:space="preserve">Retrospective identification of cell-intrinsic factors that mark pluripotency potential</w:t>
+      </w:r>
+      <w:r>
+        <w:t xml:space="preserve"> </w:t>
+      </w:r>
+      <w:r>
+        <w:t xml:space="preserve">in rare somatic cells [dataset]. Gene Expression Omnibus, GSE227151. 2023.</w:t>
+      </w:r>
+      <w:r>
+        <w:t xml:space="preserve"> </w:t>
+      </w:r>
+      <w:r>
+        <w:t xml:space="preserve">https://www.ncbi.nlm.nih.gov/geo/query/acc.cgi?acc=GSE227151 Accessed 21 Aug 2026.</w:t>
       </w:r>
     </w:p>
     <w:p>
@@ -4804,7 +4882,25 @@
         </w:numPr>
       </w:pPr>
       <w:r>
-        <w:t xml:space="preserve">Schaff DL, White PE, Cote CJ, Watterson GE, Lin KZ, Fasse AJ, et al. Pre-existing cell states predict resistance to multiple treatments [dataset]. Gene Expression Omnibus, GSE279162. 2024. https://www.ncbi.nlm.nih.gov/geo/query/acc.cgi?acc=GSE279162 Accessed 12 Jul 2026.</w:t>
+        <w:t xml:space="preserve">Schaff DL, White PE, Cote CJ, Watterson GE, Lin KZ, Fasse AJ, et al.</w:t>
+      </w:r>
+      <w:r>
+        <w:t xml:space="preserve"> </w:t>
+      </w:r>
+      <w:r>
+        <w:t xml:space="preserve">Pre-existing cell states predict resistance to multiple treatments [dataset].</w:t>
+      </w:r>
+      <w:r>
+        <w:t xml:space="preserve"> </w:t>
+      </w:r>
+      <w:r>
+        <w:t xml:space="preserve">Gene Expression Omnibus, GSE279162. 2024.</w:t>
+      </w:r>
+      <w:r>
+        <w:t xml:space="preserve"> </w:t>
+      </w:r>
+      <w:r>
+        <w:t xml:space="preserve">https://www.ncbi.nlm.nih.gov/geo/query/acc.cgi?acc=GSE279162 Accessed 12 Jul 2026.</w:t>
       </w:r>
     </w:p>
     <w:p>
@@ -4815,7 +4911,25 @@
         </w:numPr>
       </w:pPr>
       <w:r>
-        <w:t xml:space="preserve">Schaff DL (dylanschaff). dylanschaff/Schaff_manuscript: Schaff_manuscript_first_submission [software]. Zenodo. 2024. doi:10.5281/zenodo.13935305 https://doi.org/10.5281/zenodo.13935305 Accessed 21 Aug 2026.</w:t>
+        <w:t xml:space="preserve">Schaff DL (dylanschaff).</w:t>
+      </w:r>
+      <w:r>
+        <w:t xml:space="preserve"> </w:t>
+      </w:r>
+      <w:r>
+        <w:t xml:space="preserve">dylanschaff/Schaff_manuscript: Schaff_manuscript_first_submission [software].</w:t>
+      </w:r>
+      <w:r>
+        <w:t xml:space="preserve"> </w:t>
+      </w:r>
+      <w:r>
+        <w:t xml:space="preserve">Zenodo. 2024. doi:10.5281/zenodo.13935305</w:t>
+      </w:r>
+      <w:r>
+        <w:t xml:space="preserve"> </w:t>
+      </w:r>
+      <w:r>
+        <w:t xml:space="preserve">https://doi.org/10.5281/zenodo.13935305 Accessed 21 Aug 2026.</w:t>
       </w:r>
     </w:p>
     <w:p>
@@ -4826,7 +4940,37 @@
         </w:numPr>
       </w:pPr>
       <w:r>
-        <w:t xml:space="preserve">Jain N, Goyal Y, Dunagin MC, Cote CJ, Mellis IA, Emert B, et al. Processed barcode data for iPSC Rewind, GSE227151 [data package]. filtered10XCells.txt, stepThreeStarcodeShavedReads_BC_10X.txt and stepThreeStarcodeShavedReads_BC_gDNA.txt for GSE227151. Dropbox. 2024. https://www.dropbox.com/sh/ulu6728tcp49dv2/AAAPwLYQiVLloH_JL38lvTj6a?dl=0 Accessed 21 Aug 2026. Linked from the key resources table of Jain et al.</w:t>
+        <w:t xml:space="preserve">Jain N, Goyal Y, Dunagin MC, Cote CJ, Mellis IA, Emert B, et al.</w:t>
+      </w:r>
+      <w:r>
+        <w:t xml:space="preserve"> </w:t>
+      </w:r>
+      <w:r>
+        <w:t xml:space="preserve">Processed barcode data for iPSC Rewind, GSE227151 [data package].</w:t>
+      </w:r>
+      <w:r>
+        <w:t xml:space="preserve"> </w:t>
+      </w:r>
+      <w:r>
+        <w:t xml:space="preserve">filtered10XCells.txt, stepThreeStarcodeShavedReads_BC_10X.txt and</w:t>
+      </w:r>
+      <w:r>
+        <w:t xml:space="preserve"> </w:t>
+      </w:r>
+      <w:r>
+        <w:t xml:space="preserve">stepThreeStarcodeShavedReads_BC_gDNA.txt for GSE227151. Dropbox. 2024.</w:t>
+      </w:r>
+      <w:r>
+        <w:t xml:space="preserve"> </w:t>
+      </w:r>
+      <w:r>
+        <w:t xml:space="preserve">https://www.dropbox.com/sh/ulu6728tcp49dv2/AAAPwLYQiVLloH_JL38lvTj6a?dl=0</w:t>
+      </w:r>
+      <w:r>
+        <w:t xml:space="preserve"> </w:t>
+      </w:r>
+      <w:r>
+        <w:t xml:space="preserve">Accessed 21 Aug 2026. Linked from the key resources table of Jain et al.</w:t>
       </w:r>
     </w:p>
     <w:p>
@@ -4837,7 +4981,25 @@
         </w:numPr>
       </w:pPr>
       <w:r>
-        <w:t xml:space="preserve">Jain N, Goyal Y, Dunagin MC, Cote CJ, Mellis IA, Emert B, et al. Retrospective identification of cell-intrinsic factors that mark pluripotency potential in rare somatic cells. Cell Syst. 2024;15(2):109-133.e10. doi:10.1016/j.cels.2024.01.001</w:t>
+        <w:t xml:space="preserve">Jain N, Goyal Y, Dunagin MC, Cote CJ, Mellis IA, Emert B, et al.</w:t>
+      </w:r>
+      <w:r>
+        <w:t xml:space="preserve"> </w:t>
+      </w:r>
+      <w:r>
+        <w:t xml:space="preserve">Retrospective identification of cell-intrinsic factors that mark pluripotency potential</w:t>
+      </w:r>
+      <w:r>
+        <w:t xml:space="preserve"> </w:t>
+      </w:r>
+      <w:r>
+        <w:t xml:space="preserve">in rare somatic cells. Cell Syst. 2024;15(2):109-133.e10.</w:t>
+      </w:r>
+      <w:r>
+        <w:t xml:space="preserve"> </w:t>
+      </w:r>
+      <w:r>
+        <w:t xml:space="preserve">doi:10.1016/j.cels.2024.01.001</w:t>
       </w:r>
     </w:p>
     <w:p>
@@ -4848,7 +5010,25 @@
         </w:numPr>
       </w:pPr>
       <w:r>
-        <w:t xml:space="preserve">Jain N, et al. (goldengopherforlife). arjunrajlaboratory/iPSC_Rewind: Final Release [software]. Zenodo. 2024. doi:10.5281/zenodo.7707418 https://doi.org/10.5281/zenodo.7707418 Accessed 21 Aug 2026.</w:t>
+        <w:t xml:space="preserve">Jain N, et al. (goldengopherforlife).</w:t>
+      </w:r>
+      <w:r>
+        <w:t xml:space="preserve"> </w:t>
+      </w:r>
+      <w:r>
+        <w:t xml:space="preserve">arjunrajlaboratory/iPSC_Rewind: Final Release [software].</w:t>
+      </w:r>
+      <w:r>
+        <w:t xml:space="preserve"> </w:t>
+      </w:r>
+      <w:r>
+        <w:t xml:space="preserve">Zenodo. 2024. doi:10.5281/zenodo.7707418</w:t>
+      </w:r>
+      <w:r>
+        <w:t xml:space="preserve"> </w:t>
+      </w:r>
+      <w:r>
+        <w:t xml:space="preserve">https://doi.org/10.5281/zenodo.7707418 Accessed 21 Aug 2026.</w:t>
       </w:r>
     </w:p>
     <w:p>
@@ -4859,7 +5039,25 @@
         </w:numPr>
       </w:pPr>
       <w:r>
-        <w:t xml:space="preserve">Aviv H. CellFate-Rx Gen-1: frozen model and reproducibility artifacts, version 1.0.0 [software]. Zenodo. 2026. doi:10.5281/zenodo.22769563 https://doi.org/10.5281/zenodo.22769563 Accessed 16 Sep 2026.</w:t>
+        <w:t xml:space="preserve">Aviv H.</w:t>
+      </w:r>
+      <w:r>
+        <w:t xml:space="preserve"> </w:t>
+      </w:r>
+      <w:r>
+        <w:t xml:space="preserve">CellFate-Rx Gen-1: frozen model and reproducibility artifacts, version 1.0.0 [software].</w:t>
+      </w:r>
+      <w:r>
+        <w:t xml:space="preserve"> </w:t>
+      </w:r>
+      <w:r>
+        <w:t xml:space="preserve">Zenodo. 2026. doi:10.5281/zenodo.22769563</w:t>
+      </w:r>
+      <w:r>
+        <w:t xml:space="preserve"> </w:t>
+      </w:r>
+      <w:r>
+        <w:t xml:space="preserve">https://doi.org/10.5281/zenodo.22769563 Accessed 16 Sep 2026.</w:t>
       </w:r>
     </w:p>
     <w:p>
@@ -4870,7 +5068,25 @@
         </w:numPr>
       </w:pPr>
       <w:r>
-        <w:t xml:space="preserve">Aviv H. CellFate-Rx: cellular outcomes of perturbations [software repository]. GitHub. 2026. Archived at doi:10.5281/zenodo.22769563 https://github.com/hagai-tyty/Cellular-Outcomes-of-Perturbations Accessed 18 Sep 2026.</w:t>
+        <w:t xml:space="preserve">Aviv H.</w:t>
+      </w:r>
+      <w:r>
+        <w:t xml:space="preserve"> </w:t>
+      </w:r>
+      <w:r>
+        <w:t xml:space="preserve">CellFate-Rx: cellular outcomes of perturbations [software repository].</w:t>
+      </w:r>
+      <w:r>
+        <w:t xml:space="preserve"> </w:t>
+      </w:r>
+      <w:r>
+        <w:t xml:space="preserve">GitHub. 2026. Archived at doi:10.5281/zenodo.22769563</w:t>
+      </w:r>
+      <w:r>
+        <w:t xml:space="preserve"> </w:t>
+      </w:r>
+      <w:r>
+        <w:t xml:space="preserve">https://github.com/hagai-tyty/Cellular-Outcomes-of-Perturbations Accessed 18 Sep 2026.</w:t>
       </w:r>
     </w:p>
     <w:p>

--- a/results/manuscript/submission/MANUSCRIPT_BMC.docx
+++ b/results/manuscript/submission/MANUSCRIPT_BMC.docx
@@ -96,7 +96,7 @@
         <w:rPr>
           <w:rStyle w:val="VerbatimChar"/>
         </w:rPr>
-        <w:t xml:space="preserve">  evidence lock   60602531449079b8f86debea9ffd69753f8bfad033be4c476751d39da08c78aa</w:t>
+        <w:t xml:space="preserve">  evidence lock   93c24611898c4d265573b7c4e39d4cb6cc4ba78a0ae54139e24d87fcebe70304</w:t>
       </w:r>
       <w:r>
         <w:br/>
@@ -105,7 +105,7 @@
         <w:rPr>
           <w:rStyle w:val="VerbatimChar"/>
         </w:rPr>
-        <w:t xml:space="preserve">  claim lock      fc6dc2f221acf1c7661e36071b9e377571c8f903d38398b55bedc164db7efa61</w:t>
+        <w:t xml:space="preserve">  claim lock      116b628a5e1846ebfe630ab42d8769b3a8420744bc0b15521567954de1d6175c</w:t>
       </w:r>
     </w:p>
     <w:p>
@@ -4291,7 +4291,7 @@
         <w:rPr>
           <w:rStyle w:val="VerbatimChar"/>
         </w:rPr>
-        <w:t xml:space="preserve">  evidence lock digest   60602531449079b8f86debea9ffd69753f8bfad033be4c476751d39da08c78aa</w:t>
+        <w:t xml:space="preserve">  evidence lock digest   93c24611898c4d265573b7c4e39d4cb6cc4ba78a0ae54139e24d87fcebe70304</w:t>
       </w:r>
       <w:r>
         <w:br/>
@@ -4300,7 +4300,7 @@
         <w:rPr>
           <w:rStyle w:val="VerbatimChar"/>
         </w:rPr>
-        <w:t xml:space="preserve">  claim lock digest      fc6dc2f221acf1c7661e36071b9e377571c8f903d38398b55bedc164db7efa61</w:t>
+        <w:t xml:space="preserve">  claim lock digest      116b628a5e1846ebfe630ab42d8769b3a8420744bc0b15521567954de1d6175c</w:t>
       </w:r>
     </w:p>
     <w:bookmarkEnd w:id="35"/>
@@ -5045,7 +5045,7 @@
         <w:t xml:space="preserve"> </w:t>
       </w:r>
       <w:r>
-        <w:t xml:space="preserve">CellFate-Rx Gen-1: frozen model and reproducibility artifacts, version 1.0.0 [software].</w:t>
+        <w:t xml:space="preserve">CellFate-Rx Gen-1: frozen model and reproducibility artifacts, version 1.0.1 [software].</w:t>
       </w:r>
       <w:r>
         <w:t xml:space="preserve"> </w:t>
@@ -5057,7 +5057,7 @@
         <w:t xml:space="preserve"> </w:t>
       </w:r>
       <w:r>
-        <w:t xml:space="preserve">https://doi.org/10.5281/zenodo.22769563 Accessed 16 Sep 2026.</w:t>
+        <w:t xml:space="preserve">https://doi.org/10.5281/zenodo.22769563 Accessed 19 Sep 2026.</w:t>
       </w:r>
     </w:p>
     <w:p>

--- a/results/manuscript/submission/MANUSCRIPT_BMC.docx
+++ b/results/manuscript/submission/MANUSCRIPT_BMC.docx
@@ -96,7 +96,7 @@
         <w:rPr>
           <w:rStyle w:val="VerbatimChar"/>
         </w:rPr>
-        <w:t xml:space="preserve">  evidence lock   93c24611898c4d265573b7c4e39d4cb6cc4ba78a0ae54139e24d87fcebe70304</w:t>
+        <w:t xml:space="preserve">  evidence lock   4581fce568a8733d53f2e9c5e011b0c2cafc8e0aff5a2b65487b8055eff3a3c2</w:t>
       </w:r>
       <w:r>
         <w:br/>
@@ -105,7 +105,7 @@
         <w:rPr>
           <w:rStyle w:val="VerbatimChar"/>
         </w:rPr>
-        <w:t xml:space="preserve">  claim lock      116b628a5e1846ebfe630ab42d8769b3a8420744bc0b15521567954de1d6175c</w:t>
+        <w:t xml:space="preserve">  claim lock      fcd25d3eb37aa9e4b4c973975a54565db0c49dfb60b7cdfea9be6821b4d051de</w:t>
       </w:r>
     </w:p>
     <w:p>
@@ -4291,7 +4291,7 @@
         <w:rPr>
           <w:rStyle w:val="VerbatimChar"/>
         </w:rPr>
-        <w:t xml:space="preserve">  evidence lock digest   93c24611898c4d265573b7c4e39d4cb6cc4ba78a0ae54139e24d87fcebe70304</w:t>
+        <w:t xml:space="preserve">  evidence lock digest   4581fce568a8733d53f2e9c5e011b0c2cafc8e0aff5a2b65487b8055eff3a3c2</w:t>
       </w:r>
       <w:r>
         <w:br/>
@@ -4300,7 +4300,7 @@
         <w:rPr>
           <w:rStyle w:val="VerbatimChar"/>
         </w:rPr>
-        <w:t xml:space="preserve">  claim lock digest      116b628a5e1846ebfe630ab42d8769b3a8420744bc0b15521567954de1d6175c</w:t>
+        <w:t xml:space="preserve">  claim lock digest      fcd25d3eb37aa9e4b4c973975a54565db0c49dfb60b7cdfea9be6821b4d051de</w:t>
       </w:r>
     </w:p>
     <w:bookmarkEnd w:id="35"/>
@@ -5051,13 +5051,13 @@
         <w:t xml:space="preserve"> </w:t>
       </w:r>
       <w:r>
-        <w:t xml:space="preserve">Zenodo. 2026. doi:10.5281/zenodo.22769563</w:t>
-      </w:r>
-      <w:r>
-        <w:t xml:space="preserve"> </w:t>
-      </w:r>
-      <w:r>
-        <w:t xml:space="preserve">https://doi.org/10.5281/zenodo.22769563 Accessed 19 Sep 2026.</w:t>
+        <w:t xml:space="preserve">Zenodo. 2026. doi:10.5281/zenodo.22769562</w:t>
+      </w:r>
+      <w:r>
+        <w:t xml:space="preserve"> </w:t>
+      </w:r>
+      <w:r>
+        <w:t xml:space="preserve">https://doi.org/10.5281/zenodo.22769562 Accessed 19 Sep 2026.</w:t>
       </w:r>
     </w:p>
     <w:p>
@@ -5080,7 +5080,7 @@
         <w:t xml:space="preserve"> </w:t>
       </w:r>
       <w:r>
-        <w:t xml:space="preserve">GitHub. 2026. Archived at doi:10.5281/zenodo.22769563</w:t>
+        <w:t xml:space="preserve">GitHub. 2026. Archived at doi:10.5281/zenodo.22769562</w:t>
       </w:r>
       <w:r>
         <w:t xml:space="preserve"> </w:t>

--- a/results/manuscript/submission/MANUSCRIPT_BMC.docx
+++ b/results/manuscript/submission/MANUSCRIPT_BMC.docx
@@ -96,7 +96,7 @@
         <w:rPr>
           <w:rStyle w:val="VerbatimChar"/>
         </w:rPr>
-        <w:t xml:space="preserve">  evidence lock   4581fce568a8733d53f2e9c5e011b0c2cafc8e0aff5a2b65487b8055eff3a3c2</w:t>
+        <w:t xml:space="preserve">  evidence lock   924202ce1ceecad95365d584e6aac5f7419ae0bea0e65a3c322e44be7dee254a</w:t>
       </w:r>
       <w:r>
         <w:br/>
@@ -105,7 +105,7 @@
         <w:rPr>
           <w:rStyle w:val="VerbatimChar"/>
         </w:rPr>
-        <w:t xml:space="preserve">  claim lock      fcd25d3eb37aa9e4b4c973975a54565db0c49dfb60b7cdfea9be6821b4d051de</w:t>
+        <w:t xml:space="preserve">  claim lock      87ce74beba6f80a6dde2c44d6ca3cee6ec79bebe35ac24da438c6ce34acfb199</w:t>
       </w:r>
     </w:p>
     <w:p>
@@ -4291,7 +4291,7 @@
         <w:rPr>
           <w:rStyle w:val="VerbatimChar"/>
         </w:rPr>
-        <w:t xml:space="preserve">  evidence lock digest   4581fce568a8733d53f2e9c5e011b0c2cafc8e0aff5a2b65487b8055eff3a3c2</w:t>
+        <w:t xml:space="preserve">  evidence lock digest   924202ce1ceecad95365d584e6aac5f7419ae0bea0e65a3c322e44be7dee254a</w:t>
       </w:r>
       <w:r>
         <w:br/>
@@ -4300,7 +4300,7 @@
         <w:rPr>
           <w:rStyle w:val="VerbatimChar"/>
         </w:rPr>
-        <w:t xml:space="preserve">  claim lock digest      fcd25d3eb37aa9e4b4c973975a54565db0c49dfb60b7cdfea9be6821b4d051de</w:t>
+        <w:t xml:space="preserve">  claim lock digest      87ce74beba6f80a6dde2c44d6ca3cee6ec79bebe35ac24da438c6ce34acfb199</w:t>
       </w:r>
     </w:p>
     <w:bookmarkEnd w:id="35"/>
@@ -5045,7 +5045,7 @@
         <w:t xml:space="preserve"> </w:t>
       </w:r>
       <w:r>
-        <w:t xml:space="preserve">CellFate-Rx Gen-1: frozen model and reproducibility artifacts, version 1.0.1 [software].</w:t>
+        <w:t xml:space="preserve">CellFate-Rx Gen-1: frozen model and reproducibility artifacts, version 1.0.2 [software].</w:t>
       </w:r>
       <w:r>
         <w:t xml:space="preserve"> </w:t>
@@ -5057,7 +5057,7 @@
         <w:t xml:space="preserve"> </w:t>
       </w:r>
       <w:r>
-        <w:t xml:space="preserve">https://doi.org/10.5281/zenodo.22769562 Accessed 19 Sep 2026.</w:t>
+        <w:t xml:space="preserve">https://doi.org/10.5281/zenodo.22769562 Accessed 20 Sep 2026.</w:t>
       </w:r>
     </w:p>
     <w:p>
@@ -5086,7 +5086,7 @@
         <w:t xml:space="preserve"> </w:t>
       </w:r>
       <w:r>
-        <w:t xml:space="preserve">https://github.com/hagai-tyty/Cellular-Outcomes-of-Perturbations Accessed 18 Sep 2026.</w:t>
+        <w:t xml:space="preserve">https://github.com/hagai-tyty/Cellular-Outcomes-of-Perturbations Accessed 20 Sep 2026.</w:t>
       </w:r>
     </w:p>
     <w:p>

--- a/results/manuscript/submission/MANUSCRIPT_BMC.docx
+++ b/results/manuscript/submission/MANUSCRIPT_BMC.docx
@@ -1024,7 +1024,37 @@
         <w:t xml:space="preserve"> </w:t>
       </w:r>
       <w:r>
-        <w:t xml:space="preserve">vendored; accessions are given above.</w:t>
+        <w:t xml:space="preserve">vendored. Role B’s data are in GEO under GSE279162 [7], and the original authors’ analysis code,</w:t>
+      </w:r>
+      <w:r>
+        <w:t xml:space="preserve"> </w:t>
+      </w:r>
+      <w:r>
+        <w:t xml:space="preserve">read to reconstruct their preprocessing rules, is archived at Zenodo [8]. For Role A, three</w:t>
+      </w:r>
+      <w:r>
+        <w:t xml:space="preserve"> </w:t>
+      </w:r>
+      <w:r>
+        <w:t xml:space="preserve">processed barcode tables that are not part of its GEO deposit were taken from the original authors’</w:t>
+      </w:r>
+      <w:r>
+        <w:t xml:space="preserve"> </w:t>
+      </w:r>
+      <w:r>
+        <w:t xml:space="preserve">shared data package [9], linked from the key resources table of Jain et al. [10]; their scripts are</w:t>
+      </w:r>
+      <w:r>
+        <w:t xml:space="preserve"> </w:t>
+      </w:r>
+      <w:r>
+        <w:t xml:space="preserve">archived at Zenodo [11]. The code, protocols and records of this study are archived at Zenodo [12]</w:t>
+      </w:r>
+      <w:r>
+        <w:t xml:space="preserve"> </w:t>
+      </w:r>
+      <w:r>
+        <w:t xml:space="preserve">and developed on GitHub [13].</w:t>
       </w:r>
       <w:r>
         <w:t xml:space="preserve"> </w:t>
@@ -1040,13 +1070,7 @@
         <w:t xml:space="preserve"> </w:t>
       </w:r>
       <w:r>
-        <w:t xml:space="preserve">summarises the design and the evaluable</w:t>
-      </w:r>
-      <w:r>
-        <w:t xml:space="preserve"> </w:t>
-      </w:r>
-      <w:r>
-        <w:t xml:space="preserve">population.</w:t>
+        <w:t xml:space="preserve">summarises the design and the evaluable population.</w:t>
       </w:r>
     </w:p>
     <w:bookmarkEnd w:id="14"/>
@@ -1176,6 +1200,27 @@
     <w:p>
       <w:pPr>
         <w:pStyle w:val="FirstParagraph"/>
+      </w:pPr>
+      <w:r>
+        <w:t xml:space="preserve">The three preregistered models are specified in</w:t>
+      </w:r>
+      <w:r>
+        <w:t xml:space="preserve"> </w:t>
+      </w:r>
+      <w:r>
+        <w:rPr>
+          <w:b/>
+          <w:bCs/>
+        </w:rPr>
+        <w:t xml:space="preserve">Table 1</w:t>
+      </w:r>
+      <w:r>
+        <w:t xml:space="preserve">.</w:t>
+      </w:r>
+    </w:p>
+    <w:p>
+      <w:pPr>
+        <w:pStyle w:val="BodyText"/>
       </w:pPr>
       <w:r>
         <w:rPr>
@@ -1710,6 +1755,27 @@
     <w:p>
       <w:pPr>
         <w:pStyle w:val="FirstParagraph"/>
+      </w:pPr>
+      <w:r>
+        <w:t xml:space="preserve">The ranking score of each model and the preregistered difference are given in</w:t>
+      </w:r>
+      <w:r>
+        <w:t xml:space="preserve"> </w:t>
+      </w:r>
+      <w:r>
+        <w:rPr>
+          <w:b/>
+          <w:bCs/>
+        </w:rPr>
+        <w:t xml:space="preserve">Table 2</w:t>
+      </w:r>
+      <w:r>
+        <w:t xml:space="preserve">.</w:t>
+      </w:r>
+    </w:p>
+    <w:p>
+      <w:pPr>
+        <w:pStyle w:val="BodyText"/>
       </w:pPr>
       <w:r>
         <w:rPr>
@@ -2114,6 +2180,27 @@
         <w:pStyle w:val="FirstParagraph"/>
       </w:pPr>
       <w:r>
+        <w:t xml:space="preserve">The observed statistic is set against its permutation null in</w:t>
+      </w:r>
+      <w:r>
+        <w:t xml:space="preserve"> </w:t>
+      </w:r>
+      <w:r>
+        <w:rPr>
+          <w:b/>
+          <w:bCs/>
+        </w:rPr>
+        <w:t xml:space="preserve">Table 3</w:t>
+      </w:r>
+      <w:r>
+        <w:t xml:space="preserve">.</w:t>
+      </w:r>
+    </w:p>
+    <w:p>
+      <w:pPr>
+        <w:pStyle w:val="BodyText"/>
+      </w:pPr>
+      <w:r>
         <w:rPr>
           <w:b/>
           <w:bCs/>
@@ -2322,6 +2409,33 @@
     <w:p>
       <w:pPr>
         <w:pStyle w:val="FirstParagraph"/>
+      </w:pPr>
+      <w:r>
+        <w:t xml:space="preserve">The preregistered difference within each stratum, by outer fold and by pretreatment depth, is given</w:t>
+      </w:r>
+      <w:r>
+        <w:t xml:space="preserve"> </w:t>
+      </w:r>
+      <w:r>
+        <w:t xml:space="preserve">in</w:t>
+      </w:r>
+      <w:r>
+        <w:t xml:space="preserve"> </w:t>
+      </w:r>
+      <w:r>
+        <w:rPr>
+          <w:b/>
+          <w:bCs/>
+        </w:rPr>
+        <w:t xml:space="preserve">Table 4</w:t>
+      </w:r>
+      <w:r>
+        <w:t xml:space="preserve">.</w:t>
+      </w:r>
+    </w:p>
+    <w:p>
+      <w:pPr>
+        <w:pStyle w:val="BodyText"/>
       </w:pPr>
       <w:r>
         <w:rPr>
@@ -2678,6 +2792,27 @@
     <w:p>
       <w:pPr>
         <w:pStyle w:val="FirstParagraph"/>
+      </w:pPr>
+      <w:r>
+        <w:t xml:space="preserve">The top-choice diagnostic is given in</w:t>
+      </w:r>
+      <w:r>
+        <w:t xml:space="preserve"> </w:t>
+      </w:r>
+      <w:r>
+        <w:rPr>
+          <w:b/>
+          <w:bCs/>
+        </w:rPr>
+        <w:t xml:space="preserve">Table 5</w:t>
+      </w:r>
+      <w:r>
+        <w:t xml:space="preserve">.</w:t>
+      </w:r>
+    </w:p>
+    <w:p>
+      <w:pPr>
+        <w:pStyle w:val="BodyText"/>
       </w:pPr>
       <w:r>
         <w:rPr>
